--- a/output/cyber-warfare-results.docx
+++ b/output/cyber-warfare-results.docx
@@ -62,7 +62,52 @@
           <w:b w:val="0"/>
           <w:i/>
         </w:rPr>
-        <w:t>. Quotation marks enclose the papers' own words from their abstracts; findings taken from the Phase 1 summaries are paraphrases and say so.</w:t>
+        <w:t xml:space="preserve">. Quotation marks enclose the papers' own words from their abstracts; findings taken from the Phase 1 summaries are paraphrases and say so. Notes are labelled </w:t>
+      </w:r>
+      <w:r>
+        <w:rPr>
+          <w:b/>
+          <w:i/>
+          <w:highlight w:val="yellow"/>
+        </w:rPr>
+        <w:t>[USER MUST ADD]</w:t>
+      </w:r>
+      <w:r>
+        <w:rPr>
+          <w:b w:val="0"/>
+          <w:i/>
+        </w:rPr>
+        <w:t xml:space="preserve"> for your own data, results or argument; the text is incomplete without it; </w:t>
+      </w:r>
+      <w:r>
+        <w:rPr>
+          <w:b/>
+          <w:i/>
+          <w:highlight w:val="yellow"/>
+        </w:rPr>
+        <w:t>[USER SHOULD VERIFY]</w:t>
+      </w:r>
+      <w:r>
+        <w:rPr>
+          <w:b w:val="0"/>
+          <w:i/>
+        </w:rPr>
+        <w:t xml:space="preserve"> for an automatic judgement to check against the papers before submitting; </w:t>
+      </w:r>
+      <w:r>
+        <w:rPr>
+          <w:b/>
+          <w:i/>
+          <w:highlight w:val="yellow"/>
+        </w:rPr>
+        <w:t>[OPTIONAL POLISH]</w:t>
+      </w:r>
+      <w:r>
+        <w:rPr>
+          <w:b w:val="0"/>
+          <w:i/>
+        </w:rPr>
+        <w:t xml:space="preserve"> for an improvement that strengthens the text but is not required.</w:t>
       </w:r>
     </w:p>
     <w:p>
@@ -79,7 +124,7 @@
           <w:b w:val="0"/>
           <w:i w:val="0"/>
         </w:rPr>
-        <w:t>The 15 studies reviewed on Cyber Warfare report conceptual / argument results (4), quantitative results (4), not clear from the abstract results (3), qualitative results (2) and synthesis of prior studies results (2). None of the abstracts reports statistics or effect sizes, so the results below are stated in words; extract the numbers from the full texts where they exist. Two studies state their sample size (Ahmed et al., 2024; Huang et al., 2024). One finding is reported by more than one study (challenges associated): 1 consistent, 0 contradictory and 0 mixed. In engineering and computing, results are reported as performance metrics against baselines on named datasets or test settings, ideally with the variation across repeated runs.</w:t>
+        <w:t>The 15 studies reviewed on Cyber Warfare report not clear from the abstract results (8), mixed results (2), quantitative results (2), qualitative results (2) and synthesis of prior studies results (1). One study reports statistics or effect estimates (Siam et al., 2025); the rest report their results in words only. Two studies state their sample size (Siam et al., 2025; Wang et al., 2024). Three findings are reported by more than one study (attacks and ukraine, threat and detection and security and national): 0 consistent, 0 contradictory and 3 mixed. Within each finding, studies are listed strongest evidence first: those with reported statistics and stated samples before those whose results are stated in words or rest on argument. In engineering and computing, results are reported as performance metrics against baselines on named datasets or test settings, ideally with the variation across repeated runs.</w:t>
       </w:r>
     </w:p>
     <w:p>
@@ -95,7 +140,7 @@
         <w:pStyle w:val="Heading3"/>
       </w:pPr>
       <w:r>
-        <w:t>2.1 Challenges associated</w:t>
+        <w:t>2.1 Attacks and ukraine</w:t>
       </w:r>
     </w:p>
     <w:p>
@@ -104,7 +149,7 @@
           <w:b w:val="0"/>
           <w:i w:val="0"/>
         </w:rPr>
-        <w:t>Two of the 15 studies report findings on challenges associated (Li et al., 2024; Bouke et al., 2023).</w:t>
+        <w:t>Two of the 15 studies report findings on attacks and ukraine (Kumar et al., 2024; Khoirunnisa et al., 2024).</w:t>
       </w:r>
     </w:p>
     <w:p>
@@ -116,14 +161,14 @@
           <w:b/>
           <w:i w:val="0"/>
         </w:rPr>
-        <w:t>Li et al. (2024)</w:t>
+        <w:t>Kumar et al. (2024)</w:t>
       </w:r>
       <w:r>
         <w:rPr>
           <w:b w:val="0"/>
           <w:i w:val="0"/>
         </w:rPr>
-        <w:t xml:space="preserve"> (conceptual / theoretical analysis; sample: size not stated): "This chapter concludes with a discussion of the challenges associated with FMs and their application in the domain of cybersecurity." (Li et al., 2024)</w:t>
+        <w:t xml:space="preserve"> (mixed-methods design; sample: size not stated; experts; organisations and firms; in Estonia, Georgia and Ukraine): "Case studies of cyber incidents involving less advanced adversaries, such as the attacks on Estonia, Georgia, and Ukraine, validate the framework and demonstrate its practical application." (Kumar et al., 2024)</w:t>
       </w:r>
     </w:p>
     <w:p>
@@ -135,14 +180,14 @@
           <w:b/>
           <w:i w:val="0"/>
         </w:rPr>
-        <w:t>Bouke et al. (2023)</w:t>
+        <w:t>Khoirunnisa et al. (2024)</w:t>
       </w:r>
       <w:r>
         <w:rPr>
           <w:b w:val="0"/>
           <w:i w:val="0"/>
         </w:rPr>
-        <w:t xml:space="preserve"> (unclear from the abstract; sample: size not stated): "The research's novelty lies in examining real-world examples and proposing a multifaceted approach to address the challenges associated with turnkey technology in cyber warfare." (Bouke et al., 2023)</w:t>
+        <w:t xml:space="preserve"> (unclear from the abstract; sample: size not stated; in Russia and Ukraine): "The conflict escalated as Russia viewed Ukraine's desire to join NATO as a significant threat, leading to a mix of military and non-military strategies, including extensive cyber attacks." (Khoirunnisa et al., 2024)</w:t>
       </w:r>
     </w:p>
     <w:p>
@@ -151,14 +196,14 @@
           <w:b/>
           <w:i w:val="0"/>
         </w:rPr>
-        <w:t>Strength of evidence: consistent.</w:t>
+        <w:t>Strength of evidence: mixed.</w:t>
       </w:r>
       <w:r>
         <w:rPr>
           <w:b w:val="0"/>
           <w:i w:val="0"/>
         </w:rPr>
-        <w:t xml:space="preserve"> The studies' findings point the same way (qualifies: 2). </w:t>
+        <w:t xml:space="preserve"> The studies report different aspects of it, so their findings can't simply be added up (supports: 1, neutral: 1). </w:t>
       </w:r>
       <w:r>
         <w:rPr>
@@ -172,7 +217,7 @@
           <w:b w:val="0"/>
           <w:i w:val="0"/>
         </w:rPr>
-        <w:t>, from two studies rated low (Li et al., 2024) and low (Bouke et al., 2023). Limitations: Li et al. (2024): conceptual / theoretical analysis: no new data were collected; Bouke et al. (2023): unclear from the abstract: no new data were collected.</w:t>
+        <w:t>, from two studies rated low (Kumar et al., 2024) and low (Khoirunnisa et al., 2024). Why low: 2 studies report it; 1 of 2 findings state a clear direction; 1 is empirical; none has high individual confidence; it falls short of the medium standard (agreeing empirical studies or one individually strong study). Limitations: Kumar et al. (2024): the abstract states neither a sample nor statistics; Khoirunnisa et al. (2024): unclear from the abstract: no new data were collected.</w:t>
       </w:r>
     </w:p>
     <w:p>
@@ -189,7 +234,7 @@
           <w:b w:val="0"/>
           <w:i w:val="0"/>
         </w:rPr>
-        <w:t xml:space="preserve"> Report what your data show on challenges associated: the result, its size (e.g. the statistic, effect size and confidence interval, or the theme with a supporting quotation) and whether it confirms, refines or contradicts Li et al., 2024; Bouke et al., 2023.</w:t>
+        <w:t xml:space="preserve"> Report what your data show on attacks and ukraine: the result, its size (e.g. the statistic, effect size and confidence interval, or the theme with a supporting quotation) and whether it confirms, refines or contradicts Kumar et al., 2024; Khoirunnisa et al., 2024.</w:t>
       </w:r>
     </w:p>
     <w:p>
@@ -197,7 +242,211 @@
         <w:pStyle w:val="Heading3"/>
       </w:pPr>
       <w:r>
-        <w:t>2.2 Further findings</w:t>
+        <w:t>2.2 Threat and detection</w:t>
+      </w:r>
+    </w:p>
+    <w:p>
+      <w:r>
+        <w:rPr>
+          <w:b w:val="0"/>
+          <w:i w:val="0"/>
+        </w:rPr>
+        <w:t>Two of the 15 studies report findings on threat and detection (Siam et al., 2025; Sfetcu, 2024).</w:t>
+      </w:r>
+    </w:p>
+    <w:p>
+      <w:pPr>
+        <w:pStyle w:val="ListBullet"/>
+      </w:pPr>
+      <w:r>
+        <w:rPr>
+          <w:b/>
+          <w:i w:val="0"/>
+        </w:rPr>
+        <w:t>Siam et al. (2025)</w:t>
+      </w:r>
+      <w:r>
+        <w:rPr>
+          <w:b w:val="0"/>
+          <w:i w:val="0"/>
+        </w:rPr>
+        <w:t xml:space="preserve"> (cross-sectional survey; sample: 300 cybersecurity practitioners; practitioners and employees; organisations and firms; R² = 0.76; p &lt; 0.001): "The findings indicate the maturity of an AI system, and the greater the level of automation in detecting the threat, the better the detection accuracy and the faster the incident response time." (Siam et al., 2025)</w:t>
+      </w:r>
+    </w:p>
+    <w:p>
+      <w:pPr>
+        <w:pStyle w:val="ListBullet"/>
+      </w:pPr>
+      <w:r>
+        <w:rPr>
+          <w:b/>
+          <w:i w:val="0"/>
+        </w:rPr>
+        <w:t>Sfetcu (2024)</w:t>
+      </w:r>
+      <w:r>
+        <w:rPr>
+          <w:b w:val="0"/>
+          <w:i w:val="0"/>
+        </w:rPr>
+        <w:t xml:space="preserve"> (unclear from the abstract; sample: size not stated): "It also explores the complexities associated with APT detection, analyzing the evolving tactics used by threat actors and the corresponding advances in detection methodologies." (Sfetcu, 2024)</w:t>
+      </w:r>
+    </w:p>
+    <w:p>
+      <w:r>
+        <w:rPr>
+          <w:b/>
+          <w:i w:val="0"/>
+        </w:rPr>
+        <w:t>Strength of evidence: mixed.</w:t>
+      </w:r>
+      <w:r>
+        <w:rPr>
+          <w:b w:val="0"/>
+          <w:i w:val="0"/>
+        </w:rPr>
+        <w:t xml:space="preserve"> The studies report different aspects of it, so their findings can't simply be added up (supports: 1, neutral: 1). </w:t>
+      </w:r>
+      <w:r>
+        <w:rPr>
+          <w:b/>
+          <w:i w:val="0"/>
+        </w:rPr>
+        <w:t>Confidence: medium</w:t>
+      </w:r>
+      <w:r>
+        <w:rPr>
+          <w:b w:val="0"/>
+          <w:i w:val="0"/>
+        </w:rPr>
+        <w:t>, from two studies rated high (Siam et al., 2025) and low (Sfetcu, 2024). Why medium: 2 studies report it; 1 of 2 findings state a clear direction; 1 is empirical; 1 has high individual confidence; medium confidence needs agreeing empirical studies or at least one individually strong study. Limitations: Sfetcu (2024): unclear from the abstract: no new data were collected.</w:t>
+      </w:r>
+    </w:p>
+    <w:p>
+      <w:r>
+        <w:rPr>
+          <w:b/>
+          <w:i w:val="0"/>
+          <w:highlight w:val="yellow"/>
+        </w:rPr>
+        <w:t>[YOUR DATA ANALYSIS]</w:t>
+      </w:r>
+      <w:r>
+        <w:rPr>
+          <w:b w:val="0"/>
+          <w:i w:val="0"/>
+        </w:rPr>
+        <w:t xml:space="preserve"> Report what your data show on threat and detection: the result, its size (e.g. the statistic, effect size and confidence interval, or the theme with a supporting quotation) and whether it confirms, refines or contradicts Siam et al., 2025; Sfetcu, 2024.</w:t>
+      </w:r>
+    </w:p>
+    <w:p>
+      <w:pPr>
+        <w:pStyle w:val="Heading3"/>
+      </w:pPr>
+      <w:r>
+        <w:t>2.3 Security and national</w:t>
+      </w:r>
+    </w:p>
+    <w:p>
+      <w:r>
+        <w:rPr>
+          <w:b w:val="0"/>
+          <w:i w:val="0"/>
+        </w:rPr>
+        <w:t>Two of the 15 studies report findings on security and national (Rosli, 2025; Khoirunnisa et al., 2024).</w:t>
+      </w:r>
+    </w:p>
+    <w:p>
+      <w:pPr>
+        <w:pStyle w:val="ListBullet"/>
+      </w:pPr>
+      <w:r>
+        <w:rPr>
+          <w:b/>
+          <w:i w:val="0"/>
+        </w:rPr>
+        <w:t>Rosli (2025)</w:t>
+      </w:r>
+      <w:r>
+        <w:rPr>
+          <w:b w:val="0"/>
+          <w:i w:val="0"/>
+        </w:rPr>
+        <w:t xml:space="preserve"> (unclear from the abstract; sample: size not stated): "Cyber espionage has significantly been viewed as a risk towards nation-states, especially in the area of security and protection of Critical National Infrastructures." (Rosli, 2025)</w:t>
+      </w:r>
+    </w:p>
+    <w:p>
+      <w:pPr>
+        <w:pStyle w:val="ListBullet"/>
+      </w:pPr>
+      <w:r>
+        <w:rPr>
+          <w:b/>
+          <w:i w:val="0"/>
+        </w:rPr>
+        <w:t>Khoirunnisa et al. (2024)</w:t>
+      </w:r>
+      <w:r>
+        <w:rPr>
+          <w:b w:val="0"/>
+          <w:i w:val="0"/>
+        </w:rPr>
+        <w:t xml:space="preserve"> (unclear from the abstract; sample: size not stated; in Russia and Ukraine): According to the Phase 1 summary: Cyber Warfare Strategies Employed during Russia-Ukraine Conflict (2021-2022): Implications for National Security and Modern Warfare (Khoirunnisa et al., 2024).</w:t>
+      </w:r>
+    </w:p>
+    <w:p>
+      <w:r>
+        <w:rPr>
+          <w:b/>
+          <w:i w:val="0"/>
+        </w:rPr>
+        <w:t>Strength of evidence: mixed.</w:t>
+      </w:r>
+      <w:r>
+        <w:rPr>
+          <w:b w:val="0"/>
+          <w:i w:val="0"/>
+        </w:rPr>
+        <w:t xml:space="preserve"> The studies report different aspects of it, so their findings can't simply be added up (neutral: 2). </w:t>
+      </w:r>
+      <w:r>
+        <w:rPr>
+          <w:b/>
+          <w:i w:val="0"/>
+        </w:rPr>
+        <w:t>Confidence: low</w:t>
+      </w:r>
+      <w:r>
+        <w:rPr>
+          <w:b w:val="0"/>
+          <w:i w:val="0"/>
+        </w:rPr>
+        <w:t>, from two studies rated low (Rosli, 2025) and low (Khoirunnisa et al., 2024). Why low: 2 studies report it; 0 of 2 findings state a clear direction; none collected new data; none has high individual confidence; it falls short of the medium standard (agreeing empirical studies or one individually strong study). Limitations: Rosli (2025): unclear from the abstract: no new data were collected; Khoirunnisa et al. (2024): unclear from the abstract: no new data were collected.</w:t>
+      </w:r>
+    </w:p>
+    <w:p>
+      <w:r>
+        <w:rPr>
+          <w:b/>
+          <w:i w:val="0"/>
+          <w:highlight w:val="yellow"/>
+        </w:rPr>
+        <w:t>[YOUR DATA ANALYSIS]</w:t>
+      </w:r>
+      <w:r>
+        <w:rPr>
+          <w:b w:val="0"/>
+          <w:i w:val="0"/>
+        </w:rPr>
+        <w:t xml:space="preserve"> Report what your data show on security and national: the result, its size (e.g. the statistic, effect size and confidence interval, or the theme with a supporting quotation) and whether it confirms, refines or contradicts Rosli, 2025; Khoirunnisa et al., 2024.</w:t>
+      </w:r>
+    </w:p>
+    <w:p>
+      <w:pPr>
+        <w:pStyle w:val="Heading3"/>
+      </w:pPr>
+      <w:r>
+        <w:t>2.4 Further findings</w:t>
       </w:r>
     </w:p>
     <w:p>
@@ -218,14 +467,14 @@
           <w:b/>
           <w:i w:val="0"/>
         </w:rPr>
-        <w:t>Yang et al. (2025)</w:t>
+        <w:t>Wang et al. (2024)</w:t>
       </w:r>
       <w:r>
         <w:rPr>
           <w:b w:val="0"/>
           <w:i w:val="0"/>
         </w:rPr>
-        <w:t xml:space="preserve"> (conceptual / theoretical analysis; sample: size not stated; confidence: low): "The chapter concludes with directions for future research on resilience, cros-echelon planning, and the evolving role of AI in cyber warfare." (Yang et al., 2025)</w:t>
+        <w:t xml:space="preserve"> (computational experiment (benchmark evaluation); sample: 604 valid tweets; in Russia and Ukraine; confidence: medium): "The findings show that Zelenskyy employs both textual and visual narratives to construct a war-related agenda, influencing international public discourse." (Wang et al., 2024)</w:t>
       </w:r>
     </w:p>
     <w:p>
@@ -237,14 +486,14 @@
           <w:b/>
           <w:i w:val="0"/>
         </w:rPr>
-        <w:t>Diggelen et al. (2025)</w:t>
+        <w:t>Lindsay (2025)</w:t>
       </w:r>
       <w:r>
         <w:rPr>
           <w:b w:val="0"/>
           <w:i w:val="0"/>
         </w:rPr>
-        <w:t xml:space="preserve"> (conceptual / theoretical analysis; sample: size not stated; confidence: low): "Foreign information operations on social media platforms pose significant risks to democratic societies." (Diggelen et al., 2025)</w:t>
+        <w:t xml:space="preserve"> (case study; sample: size not stated; in Iran; confidence: low): "Rather than a precious incident of cyber warfare, Stuxnet can be better understood as a tool of covert diplomacy." (Lindsay, 2025)</w:t>
       </w:r>
     </w:p>
     <w:p>
@@ -256,14 +505,14 @@
           <w:b/>
           <w:i w:val="0"/>
         </w:rPr>
-        <w:t>Sánchez et al. (2025)</w:t>
+        <w:t>Khan (2025)</w:t>
       </w:r>
       <w:r>
         <w:rPr>
           <w:b w:val="0"/>
           <w:i w:val="0"/>
         </w:rPr>
-        <w:t xml:space="preserve"> (computational experiment (benchmark evaluation); sample: size not stated; confidence: low): "This analysis yields new insights, providing actionable information to researchers, policy makers, and cybersecurity professionals." (Sánchez et al., 2025)</w:t>
+        <w:t xml:space="preserve"> (case study; sample: size not stated; governments and states; in China, Russia and Ukraine; confidence: low): "Ultimately, this study contributes to a deeper understanding of the role of cyber warfare in shaping contemporary geopolitical interactions and the urgent need for robust cybersecurity measures to protect national and global interests in the digital age." (Khan, 2025)</w:t>
       </w:r>
     </w:p>
     <w:p>
@@ -275,14 +524,14 @@
           <w:b/>
           <w:i w:val="0"/>
         </w:rPr>
-        <w:t>Yang et al. (2025)</w:t>
+        <w:t>Žilinčík et al. (2023)</w:t>
       </w:r>
       <w:r>
         <w:rPr>
           <w:b w:val="0"/>
           <w:i w:val="0"/>
         </w:rPr>
-        <w:t xml:space="preserve"> (case study; sample: size not stated; governments and states; confidence: low): According to the Phase 1 summary: A case study demonstrates how the framework works and its effectiveness in improving the defender's strategic advantage (Yang et al., 2025).</w:t>
+        <w:t xml:space="preserve"> (mixed-methods design; sample: size not stated; governments and states; confidence: low): According to the Phase 1 summary: Cyber power has become an increasingly important concept in modern strategy and policy, but research on this topic is fragmented across communities (Žilinčík et al., 2023).</w:t>
       </w:r>
     </w:p>
     <w:p>
@@ -294,14 +543,14 @@
           <w:b/>
           <w:i w:val="0"/>
         </w:rPr>
-        <w:t>Ahmed et al. (2024)</w:t>
+        <w:t>Mohamed et al. (2023)</w:t>
       </w:r>
       <w:r>
         <w:rPr>
           <w:b w:val="0"/>
           <w:i w:val="0"/>
         </w:rPr>
-        <w:t xml:space="preserve"> (systematic / scoping review; sample: 815 papers; confidence: medium): "In each of these areas, there is significant scope for quantum computing to be implemented and to revolutionize the working environment." (Ahmed et al., 2024)</w:t>
+        <w:t xml:space="preserve"> (narrative literature review; sample: size not stated; in China; confidence: low): "In this study, we utilize the MITRE ATT&amp;CK framework as a foundation to deliver an accessible, informative overview." (Mohamed et al., 2023)</w:t>
       </w:r>
     </w:p>
     <w:p>
@@ -313,147 +562,14 @@
           <w:b/>
           <w:i w:val="0"/>
         </w:rPr>
-        <w:t>Huang et al. (2024)</w:t>
+        <w:t>Mohammed (2025)</w:t>
       </w:r>
       <w:r>
         <w:rPr>
           <w:b w:val="0"/>
           <w:i w:val="0"/>
         </w:rPr>
-        <w:t xml:space="preserve"> (systematic / scoping review; sample: 449 papers; confidence: medium): "This paper also highlights several limitations in existing research, wherein security models adopt simplistic approaches that do not adequately consider the dynamic, multi-layer, multi-path, and multi-agent characteristics of real-world cyber-physical attacks." (Huang et al., 2024)</w:t>
-      </w:r>
-    </w:p>
-    <w:p>
-      <w:pPr>
-        <w:pStyle w:val="ListBullet"/>
-      </w:pPr>
-      <w:r>
-        <w:rPr>
-          <w:b/>
-          <w:i w:val="0"/>
-        </w:rPr>
-        <w:t>Fernandes et al. (2024)</w:t>
-      </w:r>
-      <w:r>
-        <w:rPr>
-          <w:b w:val="0"/>
-          <w:i w:val="0"/>
-        </w:rPr>
-        <w:t xml:space="preserve"> (simulation / modelling study; sample: size not stated; in India; confidence: low): "The literature review reveals significant shortcomings in India's cyber defence readiness, especially in real-time threat detection and response capabilities." (Fernandes et al., 2024)</w:t>
-      </w:r>
-    </w:p>
-    <w:p>
-      <w:pPr>
-        <w:pStyle w:val="ListBullet"/>
-      </w:pPr>
-      <w:r>
-        <w:rPr>
-          <w:b/>
-          <w:i w:val="0"/>
-        </w:rPr>
-        <w:t>Celeny et al. (2024)</w:t>
-      </w:r>
-      <w:r>
-        <w:rPr>
-          <w:b w:val="0"/>
-          <w:i w:val="0"/>
-        </w:rPr>
-        <w:t xml:space="preserve"> (computational experiment (benchmark evaluation); sample: datasets (size not stated); confidence: medium): "Our approach outperforms dictionary methods, uses full disclosure and not devoted-only sections, and generates a cyber risk measure uncorrelated with other firms' characteristics." (Celeny et al., 2024)</w:t>
-      </w:r>
-    </w:p>
-    <w:p>
-      <w:pPr>
-        <w:pStyle w:val="ListBullet"/>
-      </w:pPr>
-      <w:r>
-        <w:rPr>
-          <w:b/>
-          <w:i w:val="0"/>
-        </w:rPr>
-        <w:t>Benkő et al. (2024)</w:t>
-      </w:r>
-      <w:r>
-        <w:rPr>
-          <w:b w:val="0"/>
-          <w:i w:val="0"/>
-        </w:rPr>
-        <w:t xml:space="preserve"> (unclear from the abstract; sample: size not stated; confidence: low): "We believe that our results contribute to the fundamental understanding of real-world cyber-conflicts by characterizing the impact of alliances." (Benkő et al., 2024)</w:t>
-      </w:r>
-    </w:p>
-    <w:p>
-      <w:pPr>
-        <w:pStyle w:val="ListBullet"/>
-      </w:pPr>
-      <w:r>
-        <w:rPr>
-          <w:b/>
-          <w:i w:val="0"/>
-        </w:rPr>
-        <w:t>Lau et al. (2024)</w:t>
-      </w:r>
-      <w:r>
-        <w:rPr>
-          <w:b w:val="0"/>
-          <w:i w:val="0"/>
-        </w:rPr>
-        <w:t xml:space="preserve"> (case study; sample: size not stated; confidence: low): "Effectiveness of the proposed Shapley mutual insurance design is validated via case studies." (Lau et al., 2024)</w:t>
-      </w:r>
-    </w:p>
-    <w:p>
-      <w:pPr>
-        <w:pStyle w:val="ListBullet"/>
-      </w:pPr>
-      <w:r>
-        <w:rPr>
-          <w:b/>
-          <w:i w:val="0"/>
-        </w:rPr>
-        <w:t>Ear et al. (2023)</w:t>
-      </w:r>
-      <w:r>
-        <w:rPr>
-          <w:b w:val="0"/>
-          <w:i w:val="0"/>
-        </w:rPr>
-        <w:t xml:space="preserve"> (conceptual / theoretical analysis; sample: size not stated; confidence: low): "To answer this question, we propose an innovative framework to specify cyber range requirements, characterize cyber range architectures (based on our analysis of 45 cyber range architectures), and match cyber range architectures to cyber range requirements." (Ear et al., 2023)</w:t>
-      </w:r>
-    </w:p>
-    <w:p>
-      <w:pPr>
-        <w:pStyle w:val="ListBullet"/>
-      </w:pPr>
-      <w:r>
-        <w:rPr>
-          <w:b/>
-          <w:i w:val="0"/>
-        </w:rPr>
-        <w:t>Kiely et al. (2023)</w:t>
-      </w:r>
-      <w:r>
-        <w:rPr>
-          <w:b w:val="0"/>
-          <w:i w:val="0"/>
-        </w:rPr>
-        <w:t xml:space="preserve"> (unclear from the abstract; sample: size not stated; confidence: low): "Of these classes, we found that the hierarchical DRL approach was the most capable of learning an effective cyber defensive strategy." (Kiely et al., 2023)</w:t>
-      </w:r>
-    </w:p>
-    <w:p>
-      <w:pPr>
-        <w:pStyle w:val="ListBullet"/>
-      </w:pPr>
-      <w:r>
-        <w:rPr>
-          <w:b/>
-          <w:i w:val="0"/>
-        </w:rPr>
-        <w:t>Li et al. (2023)</w:t>
-      </w:r>
-      <w:r>
-        <w:rPr>
-          <w:b w:val="0"/>
-          <w:i w:val="0"/>
-        </w:rPr>
-        <w:t xml:space="preserve"> (simulation / modelling study; sample: size not stated; confidence: low): "We elaborate on their essential requirements and potential solution options, illustrated by some preliminary experimentations in a Cyber Gym for Intelligent Learning (CyGIL) testbed." (Li et al., 2023)</w:t>
+        <w:t xml:space="preserve"> (unclear from the abstract; sample: size not stated; confidence: low): According to the Phase 1 summary: The authors describe the architecture of the offensive APT agents based on AI, analyze defensive multi-agent systems (MAS), and suggest a proactive cyber-battlefield model, based on reinforcement learning (RL), large language models (LLM), and self-evolving threat intelligence (Mohammed, 2025).</w:t>
       </w:r>
     </w:p>
     <w:p>
@@ -471,6 +587,15 @@
           <w:i w:val="0"/>
         </w:rPr>
         <w:t xml:space="preserve"> Report your own results on the questions these studies address, and say for each whether your data replicate it; single-study findings are the ones most in need of replication.</w:t>
+      </w:r>
+    </w:p>
+    <w:p>
+      <w:r>
+        <w:rPr>
+          <w:b w:val="0"/>
+          <w:i w:val="0"/>
+        </w:rPr>
+        <w:t>Huang (2024), Ma et al. (2024), Unknown (2023) and Cremer et al. (2024) state no findings in the text available.</w:t>
       </w:r>
     </w:p>
     <w:p>
@@ -592,7 +717,7 @@
                 <w:b w:val="0"/>
                 <w:sz w:val="16"/>
               </w:rPr>
-              <w:t>Yang et al. (2025)</w:t>
+              <w:t>Kumar et al. (2024)</w:t>
             </w:r>
           </w:p>
         </w:tc>
@@ -606,7 +731,7 @@
                 <w:b w:val="0"/>
                 <w:sz w:val="16"/>
               </w:rPr>
-              <w:t>Toward a Multi-Echelon Cyber Warfare Theory: A Meta-Game-Theoretic Paradigm for Defense and Dominance</w:t>
+              <w:t>Threat Modeling for Cyber Warfare Against Less Cyber-Dependent Adversaries</w:t>
             </w:r>
           </w:p>
         </w:tc>
@@ -620,7 +745,93 @@
                 <w:b w:val="0"/>
                 <w:sz w:val="16"/>
               </w:rPr>
-              <w:t>The chapter concludes with directions for future research on resilience, cros-echelon planning, and the evolving role of AI in cyber warfare.</w:t>
+              <w:t>Case studies of cyber incidents involving less advanced adversaries, such as the attacks on Estonia, Georgia, and Ukraine, validate the framework and demonstrate its practical application.</w:t>
+            </w:r>
+          </w:p>
+        </w:tc>
+        <w:tc>
+          <w:tcPr>
+            <w:tcW w:type="dxa" w:w="1440"/>
+          </w:tcPr>
+          <w:p>
+            <w:r>
+              <w:rPr>
+                <w:b w:val="0"/>
+                <w:sz w:val="16"/>
+              </w:rPr>
+              <w:t>size not stated; experts; organisations and firms; in Estonia, Georgia and Ukraine</w:t>
+            </w:r>
+          </w:p>
+        </w:tc>
+        <w:tc>
+          <w:tcPr>
+            <w:tcW w:type="dxa" w:w="1440"/>
+          </w:tcPr>
+          <w:p>
+            <w:r>
+              <w:rPr>
+                <w:b w:val="0"/>
+                <w:sz w:val="16"/>
+              </w:rPr>
+              <w:t>Not reported</w:t>
+            </w:r>
+          </w:p>
+        </w:tc>
+        <w:tc>
+          <w:tcPr>
+            <w:tcW w:type="dxa" w:w="1440"/>
+          </w:tcPr>
+          <w:p>
+            <w:r>
+              <w:rPr>
+                <w:b w:val="0"/>
+                <w:sz w:val="16"/>
+              </w:rPr>
+              <w:t>Low</w:t>
+            </w:r>
+          </w:p>
+        </w:tc>
+      </w:tr>
+      <w:tr>
+        <w:tc>
+          <w:tcPr>
+            <w:tcW w:type="dxa" w:w="1440"/>
+          </w:tcPr>
+          <w:p>
+            <w:r>
+              <w:rPr>
+                <w:b w:val="0"/>
+                <w:sz w:val="16"/>
+              </w:rPr>
+              <w:t>Huang (2024)</w:t>
+            </w:r>
+          </w:p>
+        </w:tc>
+        <w:tc>
+          <w:tcPr>
+            <w:tcW w:type="dxa" w:w="1440"/>
+          </w:tcPr>
+          <w:p>
+            <w:r>
+              <w:rPr>
+                <w:b w:val="0"/>
+                <w:sz w:val="16"/>
+              </w:rPr>
+              <w:t>Navigating digital divide: exploring the influence of ideological and political education on cyber security and digital literacy amid information warfare</w:t>
+            </w:r>
+          </w:p>
+        </w:tc>
+        <w:tc>
+          <w:tcPr>
+            <w:tcW w:type="dxa" w:w="1440"/>
+          </w:tcPr>
+          <w:p>
+            <w:r>
+              <w:rPr>
+                <w:b w:val="0"/>
+                <w:sz w:val="16"/>
+              </w:rPr>
+              <w:t>Not stated</w:t>
             </w:r>
           </w:p>
         </w:tc>
@@ -678,7 +889,7 @@
                 <w:b w:val="0"/>
                 <w:sz w:val="16"/>
               </w:rPr>
-              <w:t>Diggelen et al. (2025)</w:t>
+              <w:t>Siam et al. (2025)</w:t>
             </w:r>
           </w:p>
         </w:tc>
@@ -692,7 +903,7 @@
                 <w:b w:val="0"/>
                 <w:sz w:val="16"/>
               </w:rPr>
-              <w:t>Designing AI-Enabled Countermeasures to Cognitive Warfare</w:t>
+              <w:t>AI-Driven Cyber Threat Intelligence Systems: A National Framework for Proactive Defense Against Evolving Digital Warfare</w:t>
             </w:r>
           </w:p>
         </w:tc>
@@ -706,7 +917,93 @@
                 <w:b w:val="0"/>
                 <w:sz w:val="16"/>
               </w:rPr>
-              <w:t>Foreign information operations on social media platforms pose significant risks to democratic societies.</w:t>
+              <w:t>The findings indicate the maturity of an AI system, and the greater the level of automation in detecting the threat, the better the detection accuracy and the faster the incident ...</w:t>
+            </w:r>
+          </w:p>
+        </w:tc>
+        <w:tc>
+          <w:tcPr>
+            <w:tcW w:type="dxa" w:w="1440"/>
+          </w:tcPr>
+          <w:p>
+            <w:r>
+              <w:rPr>
+                <w:b w:val="0"/>
+                <w:sz w:val="16"/>
+              </w:rPr>
+              <w:t>300 cybersecurity practitioners; practitioners and employees; organisations and firms</w:t>
+            </w:r>
+          </w:p>
+        </w:tc>
+        <w:tc>
+          <w:tcPr>
+            <w:tcW w:type="dxa" w:w="1440"/>
+          </w:tcPr>
+          <w:p>
+            <w:r>
+              <w:rPr>
+                <w:b w:val="0"/>
+                <w:sz w:val="16"/>
+              </w:rPr>
+              <w:t>R² = 0.76; p &lt; 0.001</w:t>
+            </w:r>
+          </w:p>
+        </w:tc>
+        <w:tc>
+          <w:tcPr>
+            <w:tcW w:type="dxa" w:w="1440"/>
+          </w:tcPr>
+          <w:p>
+            <w:r>
+              <w:rPr>
+                <w:b w:val="0"/>
+                <w:sz w:val="16"/>
+              </w:rPr>
+              <w:t>High</w:t>
+            </w:r>
+          </w:p>
+        </w:tc>
+      </w:tr>
+      <w:tr>
+        <w:tc>
+          <w:tcPr>
+            <w:tcW w:type="dxa" w:w="1440"/>
+          </w:tcPr>
+          <w:p>
+            <w:r>
+              <w:rPr>
+                <w:b w:val="0"/>
+                <w:sz w:val="16"/>
+              </w:rPr>
+              <w:t>Ma et al. (2024)</w:t>
+            </w:r>
+          </w:p>
+        </w:tc>
+        <w:tc>
+          <w:tcPr>
+            <w:tcW w:type="dxa" w:w="1440"/>
+          </w:tcPr>
+          <w:p>
+            <w:r>
+              <w:rPr>
+                <w:b w:val="0"/>
+                <w:sz w:val="16"/>
+              </w:rPr>
+              <w:t>Non-cooperative game theory with generative adversarial network for effective decision-making in military cyber warfare</w:t>
+            </w:r>
+          </w:p>
+        </w:tc>
+        <w:tc>
+          <w:tcPr>
+            <w:tcW w:type="dxa" w:w="1440"/>
+          </w:tcPr>
+          <w:p>
+            <w:r>
+              <w:rPr>
+                <w:b w:val="0"/>
+                <w:sz w:val="16"/>
+              </w:rPr>
+              <w:t>Not stated</w:t>
             </w:r>
           </w:p>
         </w:tc>
@@ -764,7 +1061,7 @@
                 <w:b w:val="0"/>
                 <w:sz w:val="16"/>
               </w:rPr>
-              <w:t>Sánchez et al. (2025)</w:t>
+              <w:t>Unknown (2023)</w:t>
             </w:r>
           </w:p>
         </w:tc>
@@ -778,7 +1075,7 @@
                 <w:b w:val="0"/>
                 <w:sz w:val="16"/>
               </w:rPr>
-              <w:t>A Global Analysis of Cyber Threats to the Energy Sector: "Currents of Conflict" from a Geopolitical Perspective</w:t>
+              <w:t>Russian cyber and information warfare in practice</w:t>
             </w:r>
           </w:p>
         </w:tc>
@@ -792,7 +1089,7 @@
                 <w:b w:val="0"/>
                 <w:sz w:val="16"/>
               </w:rPr>
-              <w:t>This analysis yields new insights, providing actionable information to researchers, policy makers, and cybersecurity professionals.</w:t>
+              <w:t>Not stated</w:t>
             </w:r>
           </w:p>
         </w:tc>
@@ -850,7 +1147,7 @@
                 <w:b w:val="0"/>
                 <w:sz w:val="16"/>
               </w:rPr>
-              <w:t>Yang et al. (2025)</w:t>
+              <w:t>Cremer et al. (2024)</w:t>
             </w:r>
           </w:p>
         </w:tc>
@@ -864,7 +1161,7 @@
                 <w:b w:val="0"/>
                 <w:sz w:val="16"/>
               </w:rPr>
-              <w:t>A Multi-Resolution Dynamic Game Framework for Cross-Echelon Decision-Making in Cyber Warfare</w:t>
+              <w:t>On the insurability of cyber warfare: An investigation into the German cyber insurance market</w:t>
             </w:r>
           </w:p>
         </w:tc>
@@ -878,265 +1175,7 @@
                 <w:b w:val="0"/>
                 <w:sz w:val="16"/>
               </w:rPr>
-              <w:t>A case study demonstrates how the framework works and its effectiveness in improving the defender's strategic advantage.</w:t>
-            </w:r>
-          </w:p>
-        </w:tc>
-        <w:tc>
-          <w:tcPr>
-            <w:tcW w:type="dxa" w:w="1440"/>
-          </w:tcPr>
-          <w:p>
-            <w:r>
-              <w:rPr>
-                <w:b w:val="0"/>
-                <w:sz w:val="16"/>
-              </w:rPr>
-              <w:t>size not stated; governments and states</w:t>
-            </w:r>
-          </w:p>
-        </w:tc>
-        <w:tc>
-          <w:tcPr>
-            <w:tcW w:type="dxa" w:w="1440"/>
-          </w:tcPr>
-          <w:p>
-            <w:r>
-              <w:rPr>
-                <w:b w:val="0"/>
-                <w:sz w:val="16"/>
-              </w:rPr>
-              <w:t>Not reported</w:t>
-            </w:r>
-          </w:p>
-        </w:tc>
-        <w:tc>
-          <w:tcPr>
-            <w:tcW w:type="dxa" w:w="1440"/>
-          </w:tcPr>
-          <w:p>
-            <w:r>
-              <w:rPr>
-                <w:b w:val="0"/>
-                <w:sz w:val="16"/>
-              </w:rPr>
-              <w:t>Low</w:t>
-            </w:r>
-          </w:p>
-        </w:tc>
-      </w:tr>
-      <w:tr>
-        <w:tc>
-          <w:tcPr>
-            <w:tcW w:type="dxa" w:w="1440"/>
-          </w:tcPr>
-          <w:p>
-            <w:r>
-              <w:rPr>
-                <w:b w:val="0"/>
-                <w:sz w:val="16"/>
-              </w:rPr>
-              <w:t>Ahmed et al. (2024)</w:t>
-            </w:r>
-          </w:p>
-        </w:tc>
-        <w:tc>
-          <w:tcPr>
-            <w:tcW w:type="dxa" w:w="1440"/>
-          </w:tcPr>
-          <w:p>
-            <w:r>
-              <w:rPr>
-                <w:b w:val="0"/>
-                <w:sz w:val="16"/>
-              </w:rPr>
-              <w:t>Cyber Protection Applications of Quantum Computing: A Review</w:t>
-            </w:r>
-          </w:p>
-        </w:tc>
-        <w:tc>
-          <w:tcPr>
-            <w:tcW w:type="dxa" w:w="1440"/>
-          </w:tcPr>
-          <w:p>
-            <w:r>
-              <w:rPr>
-                <w:b w:val="0"/>
-                <w:sz w:val="16"/>
-              </w:rPr>
-              <w:t>In each of these areas, there is significant scope for quantum computing to be implemented and to revolutionize the working environment.</w:t>
-            </w:r>
-          </w:p>
-        </w:tc>
-        <w:tc>
-          <w:tcPr>
-            <w:tcW w:type="dxa" w:w="1440"/>
-          </w:tcPr>
-          <w:p>
-            <w:r>
-              <w:rPr>
-                <w:b w:val="0"/>
-                <w:sz w:val="16"/>
-              </w:rPr>
-              <w:t>815 papers</w:t>
-            </w:r>
-          </w:p>
-        </w:tc>
-        <w:tc>
-          <w:tcPr>
-            <w:tcW w:type="dxa" w:w="1440"/>
-          </w:tcPr>
-          <w:p>
-            <w:r>
-              <w:rPr>
-                <w:b w:val="0"/>
-                <w:sz w:val="16"/>
-              </w:rPr>
-              <w:t>Not reported</w:t>
-            </w:r>
-          </w:p>
-        </w:tc>
-        <w:tc>
-          <w:tcPr>
-            <w:tcW w:type="dxa" w:w="1440"/>
-          </w:tcPr>
-          <w:p>
-            <w:r>
-              <w:rPr>
-                <w:b w:val="0"/>
-                <w:sz w:val="16"/>
-              </w:rPr>
-              <w:t>Medium</w:t>
-            </w:r>
-          </w:p>
-        </w:tc>
-      </w:tr>
-      <w:tr>
-        <w:tc>
-          <w:tcPr>
-            <w:tcW w:type="dxa" w:w="1440"/>
-          </w:tcPr>
-          <w:p>
-            <w:r>
-              <w:rPr>
-                <w:b w:val="0"/>
-                <w:sz w:val="16"/>
-              </w:rPr>
-              <w:t>Huang et al. (2024)</w:t>
-            </w:r>
-          </w:p>
-        </w:tc>
-        <w:tc>
-          <w:tcPr>
-            <w:tcW w:type="dxa" w:w="1440"/>
-          </w:tcPr>
-          <w:p>
-            <w:r>
-              <w:rPr>
-                <w:b w:val="0"/>
-                <w:sz w:val="16"/>
-              </w:rPr>
-              <w:t>Security Modelling for Cyber-Physical Systems: A Systematic Literature Review</w:t>
-            </w:r>
-          </w:p>
-        </w:tc>
-        <w:tc>
-          <w:tcPr>
-            <w:tcW w:type="dxa" w:w="1440"/>
-          </w:tcPr>
-          <w:p>
-            <w:r>
-              <w:rPr>
-                <w:b w:val="0"/>
-                <w:sz w:val="16"/>
-              </w:rPr>
-              <w:t>This paper also highlights several limitations in existing research, wherein security models adopt simplistic approaches that do not adequately consider the dynamic, multi-layer, multi-path, and multi-agent characteristics of real-world cyber-physical ...</w:t>
-            </w:r>
-          </w:p>
-        </w:tc>
-        <w:tc>
-          <w:tcPr>
-            <w:tcW w:type="dxa" w:w="1440"/>
-          </w:tcPr>
-          <w:p>
-            <w:r>
-              <w:rPr>
-                <w:b w:val="0"/>
-                <w:sz w:val="16"/>
-              </w:rPr>
-              <w:t>449 papers</w:t>
-            </w:r>
-          </w:p>
-        </w:tc>
-        <w:tc>
-          <w:tcPr>
-            <w:tcW w:type="dxa" w:w="1440"/>
-          </w:tcPr>
-          <w:p>
-            <w:r>
-              <w:rPr>
-                <w:b w:val="0"/>
-                <w:sz w:val="16"/>
-              </w:rPr>
-              <w:t>Not reported</w:t>
-            </w:r>
-          </w:p>
-        </w:tc>
-        <w:tc>
-          <w:tcPr>
-            <w:tcW w:type="dxa" w:w="1440"/>
-          </w:tcPr>
-          <w:p>
-            <w:r>
-              <w:rPr>
-                <w:b w:val="0"/>
-                <w:sz w:val="16"/>
-              </w:rPr>
-              <w:t>Medium</w:t>
-            </w:r>
-          </w:p>
-        </w:tc>
-      </w:tr>
-      <w:tr>
-        <w:tc>
-          <w:tcPr>
-            <w:tcW w:type="dxa" w:w="1440"/>
-          </w:tcPr>
-          <w:p>
-            <w:r>
-              <w:rPr>
-                <w:b w:val="0"/>
-                <w:sz w:val="16"/>
-              </w:rPr>
-              <w:t>Li et al. (2024)</w:t>
-            </w:r>
-          </w:p>
-        </w:tc>
-        <w:tc>
-          <w:tcPr>
-            <w:tcW w:type="dxa" w:w="1440"/>
-          </w:tcPr>
-          <w:p>
-            <w:r>
-              <w:rPr>
-                <w:b w:val="0"/>
-                <w:sz w:val="16"/>
-              </w:rPr>
-              <w:t>Symbiotic Game and Foundation Models for Cyber Deception Operations in Strategic Cyber Warfare</w:t>
-            </w:r>
-          </w:p>
-        </w:tc>
-        <w:tc>
-          <w:tcPr>
-            <w:tcW w:type="dxa" w:w="1440"/>
-          </w:tcPr>
-          <w:p>
-            <w:r>
-              <w:rPr>
-                <w:b w:val="0"/>
-                <w:sz w:val="16"/>
-              </w:rPr>
-              <w:t>This chapter concludes with a discussion of the challenges associated with FMs and their application in the domain of cybersecurity.</w:t>
+              <w:t>Not stated</w:t>
             </w:r>
           </w:p>
         </w:tc>
@@ -1194,7 +1233,7 @@
                 <w:b w:val="0"/>
                 <w:sz w:val="16"/>
               </w:rPr>
-              <w:t>Fernandes et al. (2024)</w:t>
+              <w:t>Lindsay (2025)</w:t>
             </w:r>
           </w:p>
         </w:tc>
@@ -1208,7 +1247,7 @@
                 <w:b w:val="0"/>
                 <w:sz w:val="16"/>
               </w:rPr>
-              <w:t>Analysing India's Cyber Warfare Readiness and Developing a Defence Strategy</w:t>
+              <w:t>Stuxnet revisited: From cyber warfare to secret statecraft</w:t>
             </w:r>
           </w:p>
         </w:tc>
@@ -1222,7 +1261,7 @@
                 <w:b w:val="0"/>
                 <w:sz w:val="16"/>
               </w:rPr>
-              <w:t>The literature review reveals significant shortcomings in India's cyber defence readiness, especially in real-time threat detection and response capabilities.</w:t>
+              <w:t>Rather than a precious incident of cyber warfare, Stuxnet can be better understood as a tool of covert diplomacy.</w:t>
             </w:r>
           </w:p>
         </w:tc>
@@ -1236,7 +1275,7 @@
                 <w:b w:val="0"/>
                 <w:sz w:val="16"/>
               </w:rPr>
-              <w:t>size not stated; in India</w:t>
+              <w:t>size not stated; in Iran</w:t>
             </w:r>
           </w:p>
         </w:tc>
@@ -1280,7 +1319,7 @@
                 <w:b w:val="0"/>
                 <w:sz w:val="16"/>
               </w:rPr>
-              <w:t>Celeny et al. (2024)</w:t>
+              <w:t>Wang et al. (2024)</w:t>
             </w:r>
           </w:p>
         </w:tc>
@@ -1294,7 +1333,7 @@
                 <w:b w:val="0"/>
                 <w:sz w:val="16"/>
               </w:rPr>
-              <w:t>Cyber risk and the cross-section of stock returns</w:t>
+              <w:t>Cyber warfare: a study of Zelenskyy’s social media political performance strategies and effects</w:t>
             </w:r>
           </w:p>
         </w:tc>
@@ -1308,7 +1347,7 @@
                 <w:b w:val="0"/>
                 <w:sz w:val="16"/>
               </w:rPr>
-              <w:t>Our approach outperforms dictionary methods, uses full disclosure and not devoted-only sections, and generates a cyber risk measure uncorrelated with other firms' characteristics.</w:t>
+              <w:t>The findings show that Zelenskyy employs both textual and visual narratives to construct a war-related agenda, influencing international public discourse.</w:t>
             </w:r>
           </w:p>
         </w:tc>
@@ -1322,7 +1361,7 @@
                 <w:b w:val="0"/>
                 <w:sz w:val="16"/>
               </w:rPr>
-              <w:t>datasets (size not stated)</w:t>
+              <w:t>604 valid tweets; in Russia and Ukraine</w:t>
             </w:r>
           </w:p>
         </w:tc>
@@ -1366,7 +1405,7 @@
                 <w:b w:val="0"/>
                 <w:sz w:val="16"/>
               </w:rPr>
-              <w:t>Benkő et al. (2024)</w:t>
+              <w:t>Mohamed et al. (2023)</w:t>
             </w:r>
           </w:p>
         </w:tc>
@@ -1380,7 +1419,7 @@
                 <w:b w:val="0"/>
                 <w:sz w:val="16"/>
               </w:rPr>
-              <w:t>The Cyber Alliance Game: How Alliances Influence Cyber-Warfare</w:t>
+              <w:t>Understanding the Threat Posed by Chinese Cyber Warfare Units</w:t>
             </w:r>
           </w:p>
         </w:tc>
@@ -1394,7 +1433,93 @@
                 <w:b w:val="0"/>
                 <w:sz w:val="16"/>
               </w:rPr>
-              <w:t>We believe that our results contribute to the fundamental understanding of real-world cyber-conflicts by characterizing the impact of alliances.</w:t>
+              <w:t>In this study, we utilize the MITRE ATT&amp;CK framework as a foundation to deliver an accessible, informative overview.</w:t>
+            </w:r>
+          </w:p>
+        </w:tc>
+        <w:tc>
+          <w:tcPr>
+            <w:tcW w:type="dxa" w:w="1440"/>
+          </w:tcPr>
+          <w:p>
+            <w:r>
+              <w:rPr>
+                <w:b w:val="0"/>
+                <w:sz w:val="16"/>
+              </w:rPr>
+              <w:t>size not stated; in China</w:t>
+            </w:r>
+          </w:p>
+        </w:tc>
+        <w:tc>
+          <w:tcPr>
+            <w:tcW w:type="dxa" w:w="1440"/>
+          </w:tcPr>
+          <w:p>
+            <w:r>
+              <w:rPr>
+                <w:b w:val="0"/>
+                <w:sz w:val="16"/>
+              </w:rPr>
+              <w:t>Not reported</w:t>
+            </w:r>
+          </w:p>
+        </w:tc>
+        <w:tc>
+          <w:tcPr>
+            <w:tcW w:type="dxa" w:w="1440"/>
+          </w:tcPr>
+          <w:p>
+            <w:r>
+              <w:rPr>
+                <w:b w:val="0"/>
+                <w:sz w:val="16"/>
+              </w:rPr>
+              <w:t>Low</w:t>
+            </w:r>
+          </w:p>
+        </w:tc>
+      </w:tr>
+      <w:tr>
+        <w:tc>
+          <w:tcPr>
+            <w:tcW w:type="dxa" w:w="1440"/>
+          </w:tcPr>
+          <w:p>
+            <w:r>
+              <w:rPr>
+                <w:b w:val="0"/>
+                <w:sz w:val="16"/>
+              </w:rPr>
+              <w:t>Sfetcu (2024)</w:t>
+            </w:r>
+          </w:p>
+        </w:tc>
+        <w:tc>
+          <w:tcPr>
+            <w:tcW w:type="dxa" w:w="1440"/>
+          </w:tcPr>
+          <w:p>
+            <w:r>
+              <w:rPr>
+                <w:b w:val="0"/>
+                <w:sz w:val="16"/>
+              </w:rPr>
+              <w:t>Advanced Persistent Threats in Cybersecurity – Cyber Warfare</w:t>
+            </w:r>
+          </w:p>
+        </w:tc>
+        <w:tc>
+          <w:tcPr>
+            <w:tcW w:type="dxa" w:w="1440"/>
+          </w:tcPr>
+          <w:p>
+            <w:r>
+              <w:rPr>
+                <w:b w:val="0"/>
+                <w:sz w:val="16"/>
+              </w:rPr>
+              <w:t>It also explores the complexities associated with APT detection, analyzing the evolving tactics used by threat actors and the corresponding advances in detection methodologies.</w:t>
             </w:r>
           </w:p>
         </w:tc>
@@ -1452,7 +1577,7 @@
                 <w:b w:val="0"/>
                 <w:sz w:val="16"/>
               </w:rPr>
-              <w:t>Lau et al. (2024)</w:t>
+              <w:t>Khan (2025)</w:t>
             </w:r>
           </w:p>
         </w:tc>
@@ -1466,7 +1591,7 @@
                 <w:b w:val="0"/>
                 <w:sz w:val="16"/>
               </w:rPr>
-              <w:t>A Novel Mutual Insurance Model for Hedging Against Cyber Risks in Power Systems Deploying Smart Technologies</w:t>
+              <w:t>Cyber Warfare and International Security: A New Geopolitical Frontier</w:t>
             </w:r>
           </w:p>
         </w:tc>
@@ -1480,7 +1605,93 @@
                 <w:b w:val="0"/>
                 <w:sz w:val="16"/>
               </w:rPr>
-              <w:t>Effectiveness of the proposed Shapley mutual insurance design is validated via case studies.</w:t>
+              <w:t>Ultimately, this study contributes to a deeper understanding of the role of cyber warfare in shaping contemporary geopolitical interactions and the urgent need for robust cybersecurity measures to protect national ...</w:t>
+            </w:r>
+          </w:p>
+        </w:tc>
+        <w:tc>
+          <w:tcPr>
+            <w:tcW w:type="dxa" w:w="1440"/>
+          </w:tcPr>
+          <w:p>
+            <w:r>
+              <w:rPr>
+                <w:b w:val="0"/>
+                <w:sz w:val="16"/>
+              </w:rPr>
+              <w:t>size not stated; governments and states; in China, Russia and Ukraine</w:t>
+            </w:r>
+          </w:p>
+        </w:tc>
+        <w:tc>
+          <w:tcPr>
+            <w:tcW w:type="dxa" w:w="1440"/>
+          </w:tcPr>
+          <w:p>
+            <w:r>
+              <w:rPr>
+                <w:b w:val="0"/>
+                <w:sz w:val="16"/>
+              </w:rPr>
+              <w:t>Not reported</w:t>
+            </w:r>
+          </w:p>
+        </w:tc>
+        <w:tc>
+          <w:tcPr>
+            <w:tcW w:type="dxa" w:w="1440"/>
+          </w:tcPr>
+          <w:p>
+            <w:r>
+              <w:rPr>
+                <w:b w:val="0"/>
+                <w:sz w:val="16"/>
+              </w:rPr>
+              <w:t>Low</w:t>
+            </w:r>
+          </w:p>
+        </w:tc>
+      </w:tr>
+      <w:tr>
+        <w:tc>
+          <w:tcPr>
+            <w:tcW w:type="dxa" w:w="1440"/>
+          </w:tcPr>
+          <w:p>
+            <w:r>
+              <w:rPr>
+                <w:b w:val="0"/>
+                <w:sz w:val="16"/>
+              </w:rPr>
+              <w:t>Rosli (2025)</w:t>
+            </w:r>
+          </w:p>
+        </w:tc>
+        <w:tc>
+          <w:tcPr>
+            <w:tcW w:type="dxa" w:w="1440"/>
+          </w:tcPr>
+          <w:p>
+            <w:r>
+              <w:rPr>
+                <w:b w:val="0"/>
+                <w:sz w:val="16"/>
+              </w:rPr>
+              <w:t>Waging warfare against states: the deployment of artificial intelligence in cyber espionage</w:t>
+            </w:r>
+          </w:p>
+        </w:tc>
+        <w:tc>
+          <w:tcPr>
+            <w:tcW w:type="dxa" w:w="1440"/>
+          </w:tcPr>
+          <w:p>
+            <w:r>
+              <w:rPr>
+                <w:b w:val="0"/>
+                <w:sz w:val="16"/>
+              </w:rPr>
+              <w:t>Cyber espionage has significantly been viewed as a risk towards nation-states, especially in the area of security and protection of Critical National Infrastructures.</w:t>
             </w:r>
           </w:p>
         </w:tc>
@@ -1538,7 +1749,7 @@
                 <w:b w:val="0"/>
                 <w:sz w:val="16"/>
               </w:rPr>
-              <w:t>Ear et al. (2023)</w:t>
+              <w:t>Khoirunnisa et al. (2024)</w:t>
             </w:r>
           </w:p>
         </w:tc>
@@ -1552,7 +1763,7 @@
                 <w:b w:val="0"/>
                 <w:sz w:val="16"/>
               </w:rPr>
-              <w:t>Towards Automated Cyber Range Design: Characterizing and Matching Demands to Supplies</w:t>
+              <w:t>Cyber Warfare Strategies in the Russia-Ukraine Conflict (2021-2022): Implications for National Security and Modern Warfare</w:t>
             </w:r>
           </w:p>
         </w:tc>
@@ -1566,7 +1777,93 @@
                 <w:b w:val="0"/>
                 <w:sz w:val="16"/>
               </w:rPr>
-              <w:t>To answer this question, we propose an innovative framework to specify cyber range requirements, characterize cyber range architectures (based on our analysis of 45 cyber range architectures), and match cyber ...</w:t>
+              <w:t>The conflict escalated as Russia viewed Ukraine's desire to join NATO as a significant threat, leading to a mix of military and non-military strategies, including extensive cyber attacks.</w:t>
+            </w:r>
+          </w:p>
+        </w:tc>
+        <w:tc>
+          <w:tcPr>
+            <w:tcW w:type="dxa" w:w="1440"/>
+          </w:tcPr>
+          <w:p>
+            <w:r>
+              <w:rPr>
+                <w:b w:val="0"/>
+                <w:sz w:val="16"/>
+              </w:rPr>
+              <w:t>size not stated; in Russia and Ukraine</w:t>
+            </w:r>
+          </w:p>
+        </w:tc>
+        <w:tc>
+          <w:tcPr>
+            <w:tcW w:type="dxa" w:w="1440"/>
+          </w:tcPr>
+          <w:p>
+            <w:r>
+              <w:rPr>
+                <w:b w:val="0"/>
+                <w:sz w:val="16"/>
+              </w:rPr>
+              <w:t>Not reported</w:t>
+            </w:r>
+          </w:p>
+        </w:tc>
+        <w:tc>
+          <w:tcPr>
+            <w:tcW w:type="dxa" w:w="1440"/>
+          </w:tcPr>
+          <w:p>
+            <w:r>
+              <w:rPr>
+                <w:b w:val="0"/>
+                <w:sz w:val="16"/>
+              </w:rPr>
+              <w:t>Low</w:t>
+            </w:r>
+          </w:p>
+        </w:tc>
+      </w:tr>
+      <w:tr>
+        <w:tc>
+          <w:tcPr>
+            <w:tcW w:type="dxa" w:w="1440"/>
+          </w:tcPr>
+          <w:p>
+            <w:r>
+              <w:rPr>
+                <w:b w:val="0"/>
+                <w:sz w:val="16"/>
+              </w:rPr>
+              <w:t>Mohammed (2025)</w:t>
+            </w:r>
+          </w:p>
+        </w:tc>
+        <w:tc>
+          <w:tcPr>
+            <w:tcW w:type="dxa" w:w="1440"/>
+          </w:tcPr>
+          <w:p>
+            <w:r>
+              <w:rPr>
+                <w:b w:val="0"/>
+                <w:sz w:val="16"/>
+              </w:rPr>
+              <w:t>Agent-vs-Agent Cyber Warfare: Autonomous AI Systems Defending Against AI-Enabled APTs</w:t>
+            </w:r>
+          </w:p>
+        </w:tc>
+        <w:tc>
+          <w:tcPr>
+            <w:tcW w:type="dxa" w:w="1440"/>
+          </w:tcPr>
+          <w:p>
+            <w:r>
+              <w:rPr>
+                <w:b w:val="0"/>
+                <w:sz w:val="16"/>
+              </w:rPr>
+              <w:t>The authors describe the architecture of the offensive APT agents based on AI, analyze defensive multi-agent systems (MAS), and suggest a proactive cyber-battlefield model, based on reinforcement learning (RL), large ...</w:t>
             </w:r>
           </w:p>
         </w:tc>
@@ -1624,7 +1921,7 @@
                 <w:b w:val="0"/>
                 <w:sz w:val="16"/>
               </w:rPr>
-              <w:t>Bouke et al. (2023)</w:t>
+              <w:t>Žilinčík et al. (2023)</w:t>
             </w:r>
           </w:p>
         </w:tc>
@@ -1638,7 +1935,7 @@
                 <w:b w:val="0"/>
                 <w:sz w:val="16"/>
               </w:rPr>
-              <w:t>Turnkey Technology: A Powerful Tool for Cyber Warfare</w:t>
+              <w:t>Strategic studies and cyber warfare</w:t>
             </w:r>
           </w:p>
         </w:tc>
@@ -1652,7 +1949,7 @@
                 <w:b w:val="0"/>
                 <w:sz w:val="16"/>
               </w:rPr>
-              <w:t>However, turnkey technology also introduces significant risks, such as the proliferation of cyber weapons, ethical considerations, potential collateral damage, escalation of conflicts, and legal ramifications.</w:t>
+              <w:t>Cyber power has become an increasingly important concept in modern strategy and policy, but research on this topic is fragmented across communities.</w:t>
             </w:r>
           </w:p>
         </w:tc>
@@ -1666,179 +1963,7 @@
                 <w:b w:val="0"/>
                 <w:sz w:val="16"/>
               </w:rPr>
-              <w:t>size not stated</w:t>
-            </w:r>
-          </w:p>
-        </w:tc>
-        <w:tc>
-          <w:tcPr>
-            <w:tcW w:type="dxa" w:w="1440"/>
-          </w:tcPr>
-          <w:p>
-            <w:r>
-              <w:rPr>
-                <w:b w:val="0"/>
-                <w:sz w:val="16"/>
-              </w:rPr>
-              <w:t>Not reported</w:t>
-            </w:r>
-          </w:p>
-        </w:tc>
-        <w:tc>
-          <w:tcPr>
-            <w:tcW w:type="dxa" w:w="1440"/>
-          </w:tcPr>
-          <w:p>
-            <w:r>
-              <w:rPr>
-                <w:b w:val="0"/>
-                <w:sz w:val="16"/>
-              </w:rPr>
-              <w:t>Low</w:t>
-            </w:r>
-          </w:p>
-        </w:tc>
-      </w:tr>
-      <w:tr>
-        <w:tc>
-          <w:tcPr>
-            <w:tcW w:type="dxa" w:w="1440"/>
-          </w:tcPr>
-          <w:p>
-            <w:r>
-              <w:rPr>
-                <w:b w:val="0"/>
-                <w:sz w:val="16"/>
-              </w:rPr>
-              <w:t>Kiely et al. (2023)</w:t>
-            </w:r>
-          </w:p>
-        </w:tc>
-        <w:tc>
-          <w:tcPr>
-            <w:tcW w:type="dxa" w:w="1440"/>
-          </w:tcPr>
-          <w:p>
-            <w:r>
-              <w:rPr>
-                <w:b w:val="0"/>
-                <w:sz w:val="16"/>
-              </w:rPr>
-              <w:t>On Autonomous Agents in a Cyber Defence Environment</w:t>
-            </w:r>
-          </w:p>
-        </w:tc>
-        <w:tc>
-          <w:tcPr>
-            <w:tcW w:type="dxa" w:w="1440"/>
-          </w:tcPr>
-          <w:p>
-            <w:r>
-              <w:rPr>
-                <w:b w:val="0"/>
-                <w:sz w:val="16"/>
-              </w:rPr>
-              <w:t>Of these classes, we found that the hierarchical DRL approach was the most capable of learning an effective cyber defensive strategy.</w:t>
-            </w:r>
-          </w:p>
-        </w:tc>
-        <w:tc>
-          <w:tcPr>
-            <w:tcW w:type="dxa" w:w="1440"/>
-          </w:tcPr>
-          <w:p>
-            <w:r>
-              <w:rPr>
-                <w:b w:val="0"/>
-                <w:sz w:val="16"/>
-              </w:rPr>
-              <w:t>size not stated</w:t>
-            </w:r>
-          </w:p>
-        </w:tc>
-        <w:tc>
-          <w:tcPr>
-            <w:tcW w:type="dxa" w:w="1440"/>
-          </w:tcPr>
-          <w:p>
-            <w:r>
-              <w:rPr>
-                <w:b w:val="0"/>
-                <w:sz w:val="16"/>
-              </w:rPr>
-              <w:t>Not reported</w:t>
-            </w:r>
-          </w:p>
-        </w:tc>
-        <w:tc>
-          <w:tcPr>
-            <w:tcW w:type="dxa" w:w="1440"/>
-          </w:tcPr>
-          <w:p>
-            <w:r>
-              <w:rPr>
-                <w:b w:val="0"/>
-                <w:sz w:val="16"/>
-              </w:rPr>
-              <w:t>Low</w:t>
-            </w:r>
-          </w:p>
-        </w:tc>
-      </w:tr>
-      <w:tr>
-        <w:tc>
-          <w:tcPr>
-            <w:tcW w:type="dxa" w:w="1440"/>
-          </w:tcPr>
-          <w:p>
-            <w:r>
-              <w:rPr>
-                <w:b w:val="0"/>
-                <w:sz w:val="16"/>
-              </w:rPr>
-              <w:t>Li et al. (2023)</w:t>
-            </w:r>
-          </w:p>
-        </w:tc>
-        <w:tc>
-          <w:tcPr>
-            <w:tcW w:type="dxa" w:w="1440"/>
-          </w:tcPr>
-          <w:p>
-            <w:r>
-              <w:rPr>
-                <w:b w:val="0"/>
-                <w:sz w:val="16"/>
-              </w:rPr>
-              <w:t>Towards Autonomous Cyber Operation Agents: Exploring the Red Case</w:t>
-            </w:r>
-          </w:p>
-        </w:tc>
-        <w:tc>
-          <w:tcPr>
-            <w:tcW w:type="dxa" w:w="1440"/>
-          </w:tcPr>
-          <w:p>
-            <w:r>
-              <w:rPr>
-                <w:b w:val="0"/>
-                <w:sz w:val="16"/>
-              </w:rPr>
-              <w:t>We elaborate on their essential requirements and potential solution options, illustrated by some preliminary experimentations in a Cyber Gym for Intelligent Learning (CyGIL) testbed.</w:t>
-            </w:r>
-          </w:p>
-        </w:tc>
-        <w:tc>
-          <w:tcPr>
-            <w:tcW w:type="dxa" w:w="1440"/>
-          </w:tcPr>
-          <w:p>
-            <w:r>
-              <w:rPr>
-                <w:b w:val="0"/>
-                <w:sz w:val="16"/>
-              </w:rPr>
-              <w:t>size not stated</w:t>
+              <w:t>size not stated; governments and states</w:t>
             </w:r>
           </w:p>
         </w:tc>
@@ -2066,7 +2191,65 @@
                 <w:b w:val="0"/>
                 <w:sz w:val="16"/>
               </w:rPr>
-              <w:t>Celeny et al. (2024)</w:t>
+              <w:t>Siam et al. (2025)</w:t>
+            </w:r>
+          </w:p>
+        </w:tc>
+        <w:tc>
+          <w:tcPr>
+            <w:tcW w:type="dxa" w:w="2160"/>
+          </w:tcPr>
+          <w:p>
+            <w:r>
+              <w:rPr>
+                <w:b w:val="0"/>
+                <w:sz w:val="16"/>
+              </w:rPr>
+              <w:t>Significance (p)</w:t>
+            </w:r>
+          </w:p>
+        </w:tc>
+        <w:tc>
+          <w:tcPr>
+            <w:tcW w:type="dxa" w:w="2160"/>
+          </w:tcPr>
+          <w:p>
+            <w:r>
+              <w:rPr>
+                <w:b w:val="0"/>
+                <w:sz w:val="16"/>
+              </w:rPr>
+              <w:t>p &lt; 0.001</w:t>
+            </w:r>
+          </w:p>
+        </w:tc>
+        <w:tc>
+          <w:tcPr>
+            <w:tcW w:type="dxa" w:w="2160"/>
+          </w:tcPr>
+          <w:p>
+            <w:r>
+              <w:rPr>
+                <w:b w:val="0"/>
+                <w:sz w:val="16"/>
+              </w:rPr>
+              <w:t>A multivariate regression model revealed that there was a positive relationship regarding the independent variables and the effectiveness of AI-CTIS, checking in with an R² ...</w:t>
+            </w:r>
+          </w:p>
+        </w:tc>
+      </w:tr>
+      <w:tr>
+        <w:tc>
+          <w:tcPr>
+            <w:tcW w:type="dxa" w:w="2160"/>
+          </w:tcPr>
+          <w:p>
+            <w:r>
+              <w:rPr>
+                <w:b w:val="0"/>
+                <w:sz w:val="16"/>
+              </w:rPr>
+              <w:t>Mohamed et al. (2023)</w:t>
             </w:r>
           </w:p>
         </w:tc>
@@ -2094,7 +2277,7 @@
                 <w:b w:val="0"/>
                 <w:sz w:val="16"/>
               </w:rPr>
-              <w:t>18.72%</w:t>
+              <w:t>80%</w:t>
             </w:r>
           </w:p>
         </w:tc>
@@ -2108,65 +2291,7 @@
                 <w:b w:val="0"/>
                 <w:sz w:val="16"/>
               </w:rPr>
-              <w:t>We find that a portfolio of US-listed stocks in the high cyber risk quantile generates an excess return of 18.72% p.a.</w:t>
-            </w:r>
-          </w:p>
-        </w:tc>
-      </w:tr>
-      <w:tr>
-        <w:tc>
-          <w:tcPr>
-            <w:tcW w:type="dxa" w:w="2160"/>
-          </w:tcPr>
-          <w:p>
-            <w:r>
-              <w:rPr>
-                <w:b w:val="0"/>
-                <w:sz w:val="16"/>
-              </w:rPr>
-              <w:t>Celeny et al. (2024)</w:t>
-            </w:r>
-          </w:p>
-        </w:tc>
-        <w:tc>
-          <w:tcPr>
-            <w:tcW w:type="dxa" w:w="2160"/>
-          </w:tcPr>
-          <w:p>
-            <w:r>
-              <w:rPr>
-                <w:b w:val="0"/>
-                <w:sz w:val="16"/>
-              </w:rPr>
-              <w:t>Percentage</w:t>
-            </w:r>
-          </w:p>
-        </w:tc>
-        <w:tc>
-          <w:tcPr>
-            <w:tcW w:type="dxa" w:w="2160"/>
-          </w:tcPr>
-          <w:p>
-            <w:r>
-              <w:rPr>
-                <w:b w:val="0"/>
-                <w:sz w:val="16"/>
-              </w:rPr>
-              <w:t>6.93%</w:t>
-            </w:r>
-          </w:p>
-        </w:tc>
-        <w:tc>
-          <w:tcPr>
-            <w:tcW w:type="dxa" w:w="2160"/>
-          </w:tcPr>
-          <w:p>
-            <w:r>
-              <w:rPr>
-                <w:b w:val="0"/>
-                <w:sz w:val="16"/>
-              </w:rPr>
-              <w:t>Moreover, a long-short cyber risk portfolio has a significant and positive risk premium of 6.93% p.a., robust to all factors' benchmarks.</w:t>
+              <w:t>By elucidating the nature and extent of this menace, we hope to enable governments and organizations to implement measures for better protection against Chinese cyber-attacks, ...</w:t>
             </w:r>
           </w:p>
         </w:tc>
@@ -2176,31 +2301,10 @@
     <w:p>
       <w:r>
         <w:rPr>
-          <w:b/>
-          <w:i w:val="0"/>
-        </w:rPr>
-        <w:t>Technical results.</w:t>
-      </w:r>
-    </w:p>
-    <w:p>
-      <w:pPr>
-        <w:pStyle w:val="ListBullet"/>
-      </w:pPr>
-      <w:r>
-        <w:rPr>
           <w:b w:val="0"/>
           <w:i w:val="0"/>
         </w:rPr>
-        <w:t>Celeny et al. (2024): "Our approach outperforms dictionary methods, uses full disclosure and not devoted-only sections, and generates a cyber risk measure uncorrelated with other firms' characteristics."</w:t>
-      </w:r>
-    </w:p>
-    <w:p>
-      <w:r>
-        <w:rPr>
-          <w:b w:val="0"/>
-          <w:i w:val="0"/>
-        </w:rPr>
-        <w:t>None of the abstracts reports a performance figure (accuracy, F1, error rate, speed-up), so the methods' gains can't be compared from them; take the figures from the full texts' result tables. No variation across runs or significance tests are reported.</w:t>
+        <w:t>None of the abstracts reports a performance figure (accuracy, F1, error rate, speed-up), so the methods' gains can't be compared from them; take the figures from the full texts' result tables.</w:t>
       </w:r>
     </w:p>
     <w:p>
@@ -2225,17 +2329,10 @@
       </w:pPr>
       <w:r>
         <w:rPr>
-          <w:b/>
-          <w:i w:val="0"/>
-        </w:rPr>
-        <w:t>Challenges associated</w:t>
-      </w:r>
-      <w:r>
-        <w:rPr>
           <w:b w:val="0"/>
           <w:i w:val="0"/>
         </w:rPr>
-        <w:t xml:space="preserve"> (Li et al., 2024; Bouke et al., 2023; confidence: low)</w:t>
+        <w:t>No finding is reported consistently by two or more studies; the evidence consists of single-study or mixed findings.</w:t>
       </w:r>
     </w:p>
     <w:p>
@@ -2252,10 +2349,55 @@
       </w:pPr>
       <w:r>
         <w:rPr>
+          <w:b/>
+          <w:i w:val="0"/>
+        </w:rPr>
+        <w:t>Attacks and ukraine</w:t>
+      </w:r>
+      <w:r>
+        <w:rPr>
           <w:b w:val="0"/>
           <w:i w:val="0"/>
         </w:rPr>
-        <w:t>None identified from the wording of the findings.</w:t>
+        <w:t xml:space="preserve"> (mixed): Kumar et al. (2024) supports it; Khoirunnisa et al. (2024) describes it.</w:t>
+      </w:r>
+    </w:p>
+    <w:p>
+      <w:pPr>
+        <w:pStyle w:val="ListBullet"/>
+      </w:pPr>
+      <w:r>
+        <w:rPr>
+          <w:b/>
+          <w:i w:val="0"/>
+        </w:rPr>
+        <w:t>Threat and detection</w:t>
+      </w:r>
+      <w:r>
+        <w:rPr>
+          <w:b w:val="0"/>
+          <w:i w:val="0"/>
+        </w:rPr>
+        <w:t xml:space="preserve"> (mixed): Siam et al. (2025) supports it; Sfetcu (2024) describes it.</w:t>
+      </w:r>
+    </w:p>
+    <w:p>
+      <w:pPr>
+        <w:pStyle w:val="ListBullet"/>
+      </w:pPr>
+      <w:r>
+        <w:rPr>
+          <w:b/>
+          <w:i w:val="0"/>
+        </w:rPr>
+        <w:t>Security and national</w:t>
+      </w:r>
+      <w:r>
+        <w:rPr>
+          <w:b w:val="0"/>
+          <w:i w:val="0"/>
+        </w:rPr>
+        <w:t xml:space="preserve"> (mixed): Rosli (2025) describes it; Khoirunnisa et al. (2024) describes it.</w:t>
       </w:r>
     </w:p>
     <w:p>
@@ -2275,7 +2417,7 @@
           <w:b w:val="0"/>
           <w:i w:val="0"/>
         </w:rPr>
-        <w:t>Sample sizes are not stated by Sánchez et al. (2025), Yang et al. (2025), Fernandes et al. (2024), Lau et al. (2024) and Li et al. (2023).</w:t>
+        <w:t>Sample sizes are not stated by Kumar et al. (2024), Lindsay (2025), Khan (2025) and Žilinčík et al. (2023).</w:t>
       </w:r>
     </w:p>
     <w:p>
@@ -2287,7 +2429,7 @@
           <w:b w:val="0"/>
           <w:i w:val="0"/>
         </w:rPr>
-        <w:t>No effect sizes or statistics are reported by Sánchez et al. (2025), Yang et al. (2025), Fernandes et al. (2024), Celeny et al. (2024), Lau et al. (2024) and Li et al. (2023), so the size of their effects is unknown.</w:t>
+        <w:t>No effect sizes or statistics are reported by Kumar et al. (2024), Lindsay (2025), Wang et al. (2024), Khan (2025) and Žilinčík et al. (2023), so the size of their effects is unknown.</w:t>
       </w:r>
     </w:p>
     <w:p>
@@ -2299,7 +2441,7 @@
           <w:b w:val="0"/>
           <w:i w:val="0"/>
         </w:rPr>
-        <w:t>Nine studies (Yang et al., 2025; Diggelen et al., 2025; Ahmed et al., 2024; Huang et al., 2024; Li et al., 2024; Benkő et al., 2024; Ear et al., 2023; Bouke et al., 2023; Kiely et al., 2023) collected no new data; their results are arguments or syntheses.</w:t>
+        <w:t>Nine studies (Huang, 2024; Ma et al., 2024; Unknown, 2023; Cremer et al., 2024; Mohamed et al., 2023; Sfetcu, 2024; Rosli, 2025; Khoirunnisa et al., 2024; Mohammed, 2025) collected no new data; their results are arguments or syntheses.</w:t>
       </w:r>
     </w:p>
     <w:p>
@@ -2311,7 +2453,7 @@
           <w:b w:val="0"/>
           <w:i w:val="0"/>
         </w:rPr>
-        <w:t>The evidence comes from few settings (India); results may not transfer elsewhere.</w:t>
+        <w:t>Kumar et al. (2024) notes: "This study provides valuable insights and offers a practical framework to bolster defenses against cyber warfare, with future research needed to explore emerging threats and technologies further."</w:t>
       </w:r>
     </w:p>
     <w:p>
@@ -2323,7 +2465,7 @@
           <w:b w:val="0"/>
           <w:i w:val="0"/>
         </w:rPr>
-        <w:t>Yang et al. (2025), according to Phase 1: The proposed framework has not been validated empirically.</w:t>
+        <w:t>Huang (2024), according to Phase 1: Its argument is not tested against empirical data.</w:t>
       </w:r>
     </w:p>
     <w:p>
@@ -2335,7 +2477,7 @@
           <w:b w:val="0"/>
           <w:i w:val="0"/>
         </w:rPr>
-        <w:t>Diggelen et al. (2025), according to Phase 1: Its argument is not tested against empirical data.</w:t>
+        <w:t>Siam et al. (2025), according to Phase 1: The research project has not overlooked some of the major challenges, which include the failure to standardize, poor policy infrastructure, and interoperability.</w:t>
       </w:r>
     </w:p>
     <w:p>
@@ -2347,7 +2489,7 @@
           <w:b w:val="0"/>
           <w:i w:val="0"/>
         </w:rPr>
-        <w:t>Sánchez et al. (2025), according to Phase 1: Findings are tied to the specific data and setting studied; transfer to other contexts is untested.</w:t>
+        <w:t>Ma et al. (2024), according to Phase 1: Its argument is not tested against empirical data.</w:t>
       </w:r>
     </w:p>
     <w:p>
@@ -2359,7 +2501,7 @@
           <w:b w:val="0"/>
           <w:i w:val="0"/>
         </w:rPr>
-        <w:t>Yang et al. (2025), according to Phase 1: Modeling these interactions at different echelons remains challenging due to the dynamic, large-scale, and interdependent nature of cyber environments.</w:t>
+        <w:t>Unknown (2023), according to Phase 1: Its argument is not tested against empirical data.</w:t>
       </w:r>
     </w:p>
     <w:p>
@@ -2371,7 +2513,7 @@
           <w:b w:val="0"/>
           <w:i w:val="0"/>
         </w:rPr>
-        <w:t>Ahmed et al. (2024), according to Phase 1: Existing cyber protection applications are working well, but there are still challenges and vulnerabilities in computer networks.</w:t>
+        <w:t>Cremer et al. (2024), according to Phase 1: Its argument is not tested against empirical data.</w:t>
       </w:r>
     </w:p>
     <w:p>
@@ -2383,7 +2525,7 @@
           <w:b w:val="0"/>
           <w:i w:val="0"/>
         </w:rPr>
-        <w:t>Huang et al. (2024), according to Phase 1: Synthesizes earlier work without contributing new evidence of its own.</w:t>
+        <w:t>Lindsay (2025), according to Phase 1: While espionage and subversion are prevalent, serious cyber-physical damage remains rare.</w:t>
       </w:r>
     </w:p>
     <w:p>
@@ -2395,7 +2537,7 @@
           <w:b w:val="0"/>
           <w:i w:val="0"/>
         </w:rPr>
-        <w:t>Li et al. (2024), according to Phase 1: This chapter concludes with a discussion of the challenges associated with FMs and their application in the domain of cybersecurity.</w:t>
+        <w:t>Wang et al. (2024), according to Phase 1: Findings are tied to the specific data and setting studied; transfer to other contexts is untested.</w:t>
       </w:r>
     </w:p>
     <w:p>
@@ -2407,7 +2549,7 @@
           <w:b w:val="0"/>
           <w:i w:val="0"/>
         </w:rPr>
-        <w:t>Fernandes et al. (2024), according to Phase 1: Synthesizes earlier work without contributing new evidence of its own.</w:t>
+        <w:t>Mohamed et al. (2023), according to Phase 1: The emergence of China as a global superpower has presented numerous challenges, among which is the growing threat posed by Chinese cyber warfare units.</w:t>
       </w:r>
     </w:p>
     <w:p>
@@ -2419,7 +2561,7 @@
           <w:b w:val="0"/>
           <w:i w:val="0"/>
         </w:rPr>
-        <w:t>Celeny et al. (2024), according to Phase 1: Findings are tied to the specific data and setting studied; transfer to other contexts is untested.</w:t>
+        <w:t>Sfetcu (2024), according to Phase 1: Its argument is not tested against empirical data.</w:t>
       </w:r>
     </w:p>
     <w:p>
@@ -2431,7 +2573,7 @@
           <w:b w:val="0"/>
           <w:i w:val="0"/>
         </w:rPr>
-        <w:t>Benkő et al. (2024), according to Phase 1: Its argument is not tested against empirical data.</w:t>
+        <w:t>Khan (2025), according to Phase 1: The asymmetric nature of cyber warfare challenges traditional power dynamics, allowing smaller powers to challenge technologically superior states.</w:t>
       </w:r>
     </w:p>
     <w:p>
@@ -2443,7 +2585,7 @@
           <w:b w:val="0"/>
           <w:i w:val="0"/>
         </w:rPr>
-        <w:t>Lau et al. (2024), according to Phase 1: The paper leaves unaddressed the question on how to ensure a fair distribution of indemnities, which is crucial for power system owners.</w:t>
+        <w:t>Rosli (2025), according to Phase 1: The challenge of crimes committed within the cyber realm is how the nature of cybercrimes distorts the dichotomy of state responsibility in responding to cyber threats and vulnerabilities.</w:t>
       </w:r>
     </w:p>
     <w:p>
@@ -2455,7 +2597,7 @@
           <w:b w:val="0"/>
           <w:i w:val="0"/>
         </w:rPr>
-        <w:t>Ear et al. (2023), according to Phase 1: The proposed framework has not been validated empirically.</w:t>
+        <w:t>Khoirunnisa et al. (2024), according to Phase 1: Its argument is not tested against empirical data.</w:t>
       </w:r>
     </w:p>
     <w:p>
@@ -2467,7 +2609,7 @@
           <w:b w:val="0"/>
           <w:i w:val="0"/>
         </w:rPr>
-        <w:t>Bouke et al. (2023), according to Phase 1: This paper provides a unique perspective on the implications of turnkey technology in cyber warfare, highlighting its advantages, risks, and challenges, as well as the potential strategies for mitigating these concerns.</w:t>
+        <w:t>Mohammed (2025), according to Phase 1: Its argument is not tested against empirical data.</w:t>
       </w:r>
     </w:p>
     <w:p>
@@ -2479,7 +2621,15 @@
           <w:b w:val="0"/>
           <w:i w:val="0"/>
         </w:rPr>
-        <w:t>Kiely et al. (2023), according to Phase 1: CAGE Challenge 2 required a defensive Blue agent to defend a network from an attacking Red agent.</w:t>
+        <w:t>Žilinčík et al. (2023), according to Phase 1: Its argument is not tested against empirical data.</w:t>
+      </w:r>
+    </w:p>
+    <w:p>
+      <w:pPr>
+        <w:pStyle w:val="Heading3"/>
+      </w:pPr>
+      <w:r>
+        <w:t>Data needed by future research</w:t>
       </w:r>
     </w:p>
     <w:p>
@@ -2488,19 +2638,110 @@
       </w:pPr>
       <w:r>
         <w:rPr>
+          <w:b/>
+          <w:i w:val="0"/>
+        </w:rPr>
+        <w:t>Longitudinal data.</w:t>
+      </w:r>
+      <w:r>
+        <w:rPr>
           <w:b w:val="0"/>
           <w:i w:val="0"/>
         </w:rPr>
-        <w:t>Li et al. (2023), according to Phase 1: Findings are tied to the specific data and setting studied; transfer to other contexts is untested.</w:t>
+        <w:t xml:space="preserve"> every study measures at a single point in time, so how the findings change over time, and what causes what, is unknown</w:t>
+      </w:r>
+    </w:p>
+    <w:p>
+      <w:pPr>
+        <w:pStyle w:val="ListBullet"/>
+      </w:pPr>
+      <w:r>
+        <w:rPr>
+          <w:b/>
+          <w:i w:val="0"/>
+        </w:rPr>
+        <w:t>Effect sizes with confidence intervals.</w:t>
+      </w:r>
+      <w:r>
+        <w:rPr>
+          <w:b w:val="0"/>
+          <w:i w:val="0"/>
+        </w:rPr>
+        <w:t xml:space="preserve"> Kumar et al. (2024), Lindsay (2025), Wang et al. (2024), Khan (2025) and 1 other studies report no statistics, so the size of their effects cannot be compared or pooled</w:t>
+      </w:r>
+    </w:p>
+    <w:p>
+      <w:pPr>
+        <w:pStyle w:val="ListBullet"/>
+      </w:pPr>
+      <w:r>
+        <w:rPr>
+          <w:b/>
+          <w:i w:val="0"/>
+        </w:rPr>
+        <w:t>Primary data testing the proposed frameworks.</w:t>
+      </w:r>
+      <w:r>
+        <w:rPr>
+          <w:b w:val="0"/>
+          <w:i w:val="0"/>
+        </w:rPr>
+        <w:t xml:space="preserve"> Nine studies (Huang, 2024; Ma et al., 2024; Unknown, 2023; Cremer et al., 2024; Mohamed et al., 2023; Sfetcu, 2024; Rosli, 2025; Khoirunnisa et al., 2024; Mohammed, 2025) argue or synthesise without new data, so their claims are untested</w:t>
+      </w:r>
+    </w:p>
+    <w:p>
+      <w:pPr>
+        <w:pStyle w:val="ListBullet"/>
+      </w:pPr>
+      <w:r>
+        <w:rPr>
+          <w:b/>
+          <w:i w:val="0"/>
+        </w:rPr>
+        <w:t>Replication data.</w:t>
+      </w:r>
+      <w:r>
+        <w:rPr>
+          <w:b w:val="0"/>
+          <w:i w:val="0"/>
+        </w:rPr>
+        <w:t xml:space="preserve"> six findings rest on one study each and need independent replication before they can be relied on</w:t>
+      </w:r>
+    </w:p>
+    <w:p>
+      <w:pPr>
+        <w:pStyle w:val="ListBullet"/>
+      </w:pPr>
+      <w:r>
+        <w:rPr>
+          <w:b/>
+          <w:i w:val="0"/>
+        </w:rPr>
+        <w:t>Public datasets, code and per-run results.</w:t>
+      </w:r>
+      <w:r>
+        <w:rPr>
+          <w:b w:val="0"/>
+          <w:i w:val="0"/>
+        </w:rPr>
+        <w:t xml:space="preserve"> so others can reproduce the reported performance and compare methods fairly</w:t>
       </w:r>
     </w:p>
     <w:p>
       <w:r>
         <w:rPr>
+          <w:b/>
+          <w:i/>
+          <w:highlight w:val="yellow"/>
+        </w:rPr>
+        <w:t>[USER SHOULD VERIFY]</w:t>
+      </w:r>
+      <w:r>
+        <w:rPr>
           <w:b w:val="0"/>
           <w:i/>
         </w:rPr>
-        <w:t>Consistency is read from the wording of each finding (e.g. "improves" vs "limited"), so check every judgement against the papers before relying on it.</w:t>
+        <w:t xml:space="preserve"> Consistency is read from the wording of each finding (e.g. "improves" vs "limited"), so check every judgement against the papers before relying on it.</w:t>
       </w:r>
     </w:p>
     <w:p>
@@ -2559,7 +2800,7 @@
           <w:b w:val="0"/>
           <w:i w:val="0"/>
         </w:rPr>
-        <w:t>The reviewed studies analysed their data with structured assessment frameworks (risk, threat, SWOT) (Yang et al., 2025; Huang et al., 2024), comparative analysis (Sánchez et al., 2025; Lau et al., 2024), narrative synthesis of the literature (Huang et al., 2024; Fernandes et al., 2024), simulation / computational modelling (Fernandes et al., 2024; Li et al., 2023), inferential statistics (regression, significance tests) (Celeny et al., 2024) and performance metrics and benchmark comparison (Celeny et al., 2024); using comparable methods lets you compare your results with theirs directly.</w:t>
+        <w:t>The reviewed studies analysed their data with interpretive / historical analysis (Kumar et al., 2024; Lindsay, 2025; Žilinčík et al., 2023), structured assessment frameworks (risk, threat, SWOT) (Kumar et al., 2024; Mohamed et al., 2023), narrative synthesis of the literature (Kumar et al., 2024), inferential statistics (regression, significance tests) (Siam et al., 2025) and descriptive statistics (Siam et al., 2025); using comparable methods lets you compare your results with theirs directly.</w:t>
       </w:r>
     </w:p>
     <w:p>
@@ -2568,7 +2809,7 @@
           <w:b/>
           <w:i w:val="0"/>
         </w:rPr>
-        <w:t>Quantitative analysis (computational experiment (benchmark evaluation)).</w:t>
+        <w:t>Quantitative analysis (cross-sectional survey).</w:t>
       </w:r>
     </w:p>
     <w:tbl>
@@ -2637,7 +2878,7 @@
                 <w:b w:val="0"/>
                 <w:sz w:val="16"/>
               </w:rPr>
-              <w:t>Compare two methods over repeated runs</w:t>
+              <w:t>Compare two independent groups on a continuous outcome</w:t>
             </w:r>
           </w:p>
         </w:tc>
@@ -2651,7 +2892,7 @@
                 <w:b w:val="0"/>
                 <w:sz w:val="16"/>
               </w:rPr>
-              <w:t>Mean ± SD (or 95% CI) over 3–10 seeds; paired t-test across seeds</w:t>
+              <w:t>Independent-samples t-test (Welch's)</w:t>
             </w:r>
           </w:p>
         </w:tc>
@@ -2665,7 +2906,7 @@
                 <w:b w:val="0"/>
                 <w:sz w:val="16"/>
               </w:rPr>
-              <w:t>Wilcoxon signed-rank</w:t>
+              <w:t>Mann–Whitney U</w:t>
             </w:r>
           </w:p>
         </w:tc>
@@ -2681,7 +2922,7 @@
                 <w:b w:val="0"/>
                 <w:sz w:val="16"/>
               </w:rPr>
-              <w:t>Compare several methods over several datasets</w:t>
+              <w:t>Compare three or more groups</w:t>
             </w:r>
           </w:p>
         </w:tc>
@@ -2695,7 +2936,7 @@
                 <w:b w:val="0"/>
                 <w:sz w:val="16"/>
               </w:rPr>
-              <w:t>Friedman test with Nemenyi post-hoc (Demšar, 2006)</w:t>
+              <w:t>One-way ANOVA with post-hoc tests (e.g. Tukey)</w:t>
             </w:r>
           </w:p>
         </w:tc>
@@ -2709,7 +2950,7 @@
                 <w:b w:val="0"/>
                 <w:sz w:val="16"/>
               </w:rPr>
-              <w:t>Critical-difference diagram</w:t>
+              <w:t>Kruskal–Wallis</w:t>
             </w:r>
           </w:p>
         </w:tc>
@@ -2725,7 +2966,7 @@
                 <w:b w:val="0"/>
                 <w:sz w:val="16"/>
               </w:rPr>
-              <w:t>Attribute the gain to components</w:t>
+              <w:t>Compare the same participants at two or more time points</w:t>
             </w:r>
           </w:p>
         </w:tc>
@@ -2739,7 +2980,7 @@
                 <w:b w:val="0"/>
                 <w:sz w:val="16"/>
               </w:rPr>
-              <w:t>Ablation study: remove one component at a time</w:t>
+              <w:t>Paired t-test or repeated-measures ANOVA</w:t>
             </w:r>
           </w:p>
         </w:tc>
@@ -2753,7 +2994,7 @@
                 <w:b w:val="0"/>
                 <w:sz w:val="16"/>
               </w:rPr>
-              <w:t>—</w:t>
+              <w:t>Wilcoxon signed-rank or Friedman</w:t>
             </w:r>
           </w:p>
         </w:tc>
@@ -2842,6 +3083,94 @@
                 <w:sz w:val="16"/>
               </w:rPr>
               <w:t>Robust or ordinal regression</w:t>
+            </w:r>
+          </w:p>
+        </w:tc>
+      </w:tr>
+      <w:tr>
+        <w:tc>
+          <w:tcPr>
+            <w:tcW w:type="dxa" w:w="2880"/>
+          </w:tcPr>
+          <w:p>
+            <w:r>
+              <w:rPr>
+                <w:b w:val="0"/>
+                <w:sz w:val="16"/>
+              </w:rPr>
+              <w:t>Association between two categorical variables</w:t>
+            </w:r>
+          </w:p>
+        </w:tc>
+        <w:tc>
+          <w:tcPr>
+            <w:tcW w:type="dxa" w:w="2880"/>
+          </w:tcPr>
+          <w:p>
+            <w:r>
+              <w:rPr>
+                <w:b w:val="0"/>
+                <w:sz w:val="16"/>
+              </w:rPr>
+              <w:t>Chi-square test of independence</w:t>
+            </w:r>
+          </w:p>
+        </w:tc>
+        <w:tc>
+          <w:tcPr>
+            <w:tcW w:type="dxa" w:w="2880"/>
+          </w:tcPr>
+          <w:p>
+            <w:r>
+              <w:rPr>
+                <w:b w:val="0"/>
+                <w:sz w:val="16"/>
+              </w:rPr>
+              <w:t>Fisher's exact test</w:t>
+            </w:r>
+          </w:p>
+        </w:tc>
+      </w:tr>
+      <w:tr>
+        <w:tc>
+          <w:tcPr>
+            <w:tcW w:type="dxa" w:w="2880"/>
+          </w:tcPr>
+          <w:p>
+            <w:r>
+              <w:rPr>
+                <w:b w:val="0"/>
+                <w:sz w:val="16"/>
+              </w:rPr>
+              <w:t>Test a model of latent constructs measured with multi-item scales</w:t>
+            </w:r>
+          </w:p>
+        </w:tc>
+        <w:tc>
+          <w:tcPr>
+            <w:tcW w:type="dxa" w:w="2880"/>
+          </w:tcPr>
+          <w:p>
+            <w:r>
+              <w:rPr>
+                <w:b w:val="0"/>
+                <w:sz w:val="16"/>
+              </w:rPr>
+              <w:t>Confirmatory factor analysis and structural equation modelling</w:t>
+            </w:r>
+          </w:p>
+        </w:tc>
+        <w:tc>
+          <w:tcPr>
+            <w:tcW w:type="dxa" w:w="2880"/>
+          </w:tcPr>
+          <w:p>
+            <w:r>
+              <w:rPr>
+                <w:b w:val="0"/>
+                <w:sz w:val="16"/>
+              </w:rPr>
+              <w:t>PLS-SEM for small samples</w:t>
             </w:r>
           </w:p>
         </w:tc>
@@ -2965,7 +3294,7 @@
           <w:b w:val="0"/>
           <w:i w:val="0"/>
         </w:rPr>
-        <w:t xml:space="preserve"> Stated samples: 815 papers (Ahmed et al., 2024) and 449 papers (Huang et al., 2024). Samples of cases and documents range from 449 to 815 (median 632).</w:t>
+        <w:t xml:space="preserve"> Stated samples: 300 cybersecurity practitioners (Siam et al., 2025) and 604 valid tweets (Wang et al., 2024).</w:t>
       </w:r>
     </w:p>
     <w:p>
@@ -2977,14 +3306,14 @@
           <w:b/>
           <w:i w:val="0"/>
         </w:rPr>
-        <w:t>Computational experiment (benchmark evaluation):</w:t>
+        <w:t>Cross-sectional survey:</w:t>
       </w:r>
       <w:r>
         <w:rPr>
           <w:b w:val="0"/>
           <w:i w:val="0"/>
         </w:rPr>
-        <w:t xml:space="preserve"> Use the standard benchmark splits so results are comparable, evaluate on more than one dataset, and report the number of runs (commonly 3–10 seeds).</w:t>
+        <w:t xml:space="preserve"> Use a power analysis or a sample-size formula (e.g. Cochran's); 200–400 complete responses is common for multivariate analysis, and response rates of 20–40% mean inviting several times that number.</w:t>
       </w:r>
     </w:p>
     <w:p>
@@ -3020,7 +3349,492 @@
           <w:b w:val="0"/>
           <w:i w:val="0"/>
         </w:rPr>
-        <w:t>Statistical power is set by the number of independent runs and test cases rather than participants: run each method with several random seeds (3–10), on more than one dataset or scenario, and test whether the differences exceed the run-to-run variation (paired tests across seeds or datasets).</w:t>
+        <w:t>Before collecting data, calculate the sample needed to detect the smallest effect that matters, at α = 0.05 (two-sided) and 80% power. Approximate requirements:</w:t>
+      </w:r>
+    </w:p>
+    <w:tbl>
+      <w:tblPr>
+        <w:tblStyle w:val="TableGrid"/>
+        <w:tblW w:type="auto" w:w="0"/>
+        <w:tblLook w:firstColumn="1" w:firstRow="1" w:lastColumn="0" w:lastRow="0" w:noHBand="0" w:noVBand="1" w:val="04A0"/>
+      </w:tblPr>
+      <w:tblGrid>
+        <w:gridCol w:w="2880"/>
+        <w:gridCol w:w="2880"/>
+        <w:gridCol w:w="2880"/>
+      </w:tblGrid>
+      <w:tr>
+        <w:tc>
+          <w:tcPr>
+            <w:tcW w:type="dxa" w:w="2880"/>
+          </w:tcPr>
+          <w:p>
+            <w:r>
+              <w:rPr>
+                <w:b/>
+                <w:sz w:val="16"/>
+              </w:rPr>
+              <w:t>Analysis</w:t>
+            </w:r>
+          </w:p>
+        </w:tc>
+        <w:tc>
+          <w:tcPr>
+            <w:tcW w:type="dxa" w:w="2880"/>
+          </w:tcPr>
+          <w:p>
+            <w:r>
+              <w:rPr>
+                <w:b/>
+                <w:sz w:val="16"/>
+              </w:rPr>
+              <w:t>Assumed effect</w:t>
+            </w:r>
+          </w:p>
+        </w:tc>
+        <w:tc>
+          <w:tcPr>
+            <w:tcW w:type="dxa" w:w="2880"/>
+          </w:tcPr>
+          <w:p>
+            <w:r>
+              <w:rPr>
+                <w:b/>
+                <w:sz w:val="16"/>
+              </w:rPr>
+              <w:t>Required sample</w:t>
+            </w:r>
+          </w:p>
+        </w:tc>
+      </w:tr>
+      <w:tr>
+        <w:tc>
+          <w:tcPr>
+            <w:tcW w:type="dxa" w:w="2880"/>
+          </w:tcPr>
+          <w:p>
+            <w:r>
+              <w:rPr>
+                <w:b w:val="0"/>
+                <w:sz w:val="16"/>
+              </w:rPr>
+              <w:t>Two-group comparison (t-test)</w:t>
+            </w:r>
+          </w:p>
+        </w:tc>
+        <w:tc>
+          <w:tcPr>
+            <w:tcW w:type="dxa" w:w="2880"/>
+          </w:tcPr>
+          <w:p>
+            <w:r>
+              <w:rPr>
+                <w:b w:val="0"/>
+                <w:sz w:val="16"/>
+              </w:rPr>
+              <w:t>small effect, d = 0.2</w:t>
+            </w:r>
+          </w:p>
+        </w:tc>
+        <w:tc>
+          <w:tcPr>
+            <w:tcW w:type="dxa" w:w="2880"/>
+          </w:tcPr>
+          <w:p>
+            <w:r>
+              <w:rPr>
+                <w:b w:val="0"/>
+                <w:sz w:val="16"/>
+              </w:rPr>
+              <w:t>394 per group</w:t>
+            </w:r>
+          </w:p>
+        </w:tc>
+      </w:tr>
+      <w:tr>
+        <w:tc>
+          <w:tcPr>
+            <w:tcW w:type="dxa" w:w="2880"/>
+          </w:tcPr>
+          <w:p>
+            <w:r>
+              <w:rPr>
+                <w:b w:val="0"/>
+                <w:sz w:val="16"/>
+              </w:rPr>
+              <w:t>Two-group comparison (t-test)</w:t>
+            </w:r>
+          </w:p>
+        </w:tc>
+        <w:tc>
+          <w:tcPr>
+            <w:tcW w:type="dxa" w:w="2880"/>
+          </w:tcPr>
+          <w:p>
+            <w:r>
+              <w:rPr>
+                <w:b w:val="0"/>
+                <w:sz w:val="16"/>
+              </w:rPr>
+              <w:t>medium effect, d = 0.5</w:t>
+            </w:r>
+          </w:p>
+        </w:tc>
+        <w:tc>
+          <w:tcPr>
+            <w:tcW w:type="dxa" w:w="2880"/>
+          </w:tcPr>
+          <w:p>
+            <w:r>
+              <w:rPr>
+                <w:b w:val="0"/>
+                <w:sz w:val="16"/>
+              </w:rPr>
+              <w:t>64 per group</w:t>
+            </w:r>
+          </w:p>
+        </w:tc>
+      </w:tr>
+      <w:tr>
+        <w:tc>
+          <w:tcPr>
+            <w:tcW w:type="dxa" w:w="2880"/>
+          </w:tcPr>
+          <w:p>
+            <w:r>
+              <w:rPr>
+                <w:b w:val="0"/>
+                <w:sz w:val="16"/>
+              </w:rPr>
+              <w:t>Two-group comparison (t-test)</w:t>
+            </w:r>
+          </w:p>
+        </w:tc>
+        <w:tc>
+          <w:tcPr>
+            <w:tcW w:type="dxa" w:w="2880"/>
+          </w:tcPr>
+          <w:p>
+            <w:r>
+              <w:rPr>
+                <w:b w:val="0"/>
+                <w:sz w:val="16"/>
+              </w:rPr>
+              <w:t>large effect, d = 0.8</w:t>
+            </w:r>
+          </w:p>
+        </w:tc>
+        <w:tc>
+          <w:tcPr>
+            <w:tcW w:type="dxa" w:w="2880"/>
+          </w:tcPr>
+          <w:p>
+            <w:r>
+              <w:rPr>
+                <w:b w:val="0"/>
+                <w:sz w:val="16"/>
+              </w:rPr>
+              <w:t>26 per group</w:t>
+            </w:r>
+          </w:p>
+        </w:tc>
+      </w:tr>
+      <w:tr>
+        <w:tc>
+          <w:tcPr>
+            <w:tcW w:type="dxa" w:w="2880"/>
+          </w:tcPr>
+          <w:p>
+            <w:r>
+              <w:rPr>
+                <w:b w:val="0"/>
+                <w:sz w:val="16"/>
+              </w:rPr>
+              <w:t>Correlation</w:t>
+            </w:r>
+          </w:p>
+        </w:tc>
+        <w:tc>
+          <w:tcPr>
+            <w:tcW w:type="dxa" w:w="2880"/>
+          </w:tcPr>
+          <w:p>
+            <w:r>
+              <w:rPr>
+                <w:b w:val="0"/>
+                <w:sz w:val="16"/>
+              </w:rPr>
+              <w:t>small, r = 0.1</w:t>
+            </w:r>
+          </w:p>
+        </w:tc>
+        <w:tc>
+          <w:tcPr>
+            <w:tcW w:type="dxa" w:w="2880"/>
+          </w:tcPr>
+          <w:p>
+            <w:r>
+              <w:rPr>
+                <w:b w:val="0"/>
+                <w:sz w:val="16"/>
+              </w:rPr>
+              <w:t>783 in total</w:t>
+            </w:r>
+          </w:p>
+        </w:tc>
+      </w:tr>
+      <w:tr>
+        <w:tc>
+          <w:tcPr>
+            <w:tcW w:type="dxa" w:w="2880"/>
+          </w:tcPr>
+          <w:p>
+            <w:r>
+              <w:rPr>
+                <w:b w:val="0"/>
+                <w:sz w:val="16"/>
+              </w:rPr>
+              <w:t>Correlation</w:t>
+            </w:r>
+          </w:p>
+        </w:tc>
+        <w:tc>
+          <w:tcPr>
+            <w:tcW w:type="dxa" w:w="2880"/>
+          </w:tcPr>
+          <w:p>
+            <w:r>
+              <w:rPr>
+                <w:b w:val="0"/>
+                <w:sz w:val="16"/>
+              </w:rPr>
+              <w:t>medium, r = 0.3</w:t>
+            </w:r>
+          </w:p>
+        </w:tc>
+        <w:tc>
+          <w:tcPr>
+            <w:tcW w:type="dxa" w:w="2880"/>
+          </w:tcPr>
+          <w:p>
+            <w:r>
+              <w:rPr>
+                <w:b w:val="0"/>
+                <w:sz w:val="16"/>
+              </w:rPr>
+              <w:t>85 in total</w:t>
+            </w:r>
+          </w:p>
+        </w:tc>
+      </w:tr>
+      <w:tr>
+        <w:tc>
+          <w:tcPr>
+            <w:tcW w:type="dxa" w:w="2880"/>
+          </w:tcPr>
+          <w:p>
+            <w:r>
+              <w:rPr>
+                <w:b w:val="0"/>
+                <w:sz w:val="16"/>
+              </w:rPr>
+              <w:t>Correlation</w:t>
+            </w:r>
+          </w:p>
+        </w:tc>
+        <w:tc>
+          <w:tcPr>
+            <w:tcW w:type="dxa" w:w="2880"/>
+          </w:tcPr>
+          <w:p>
+            <w:r>
+              <w:rPr>
+                <w:b w:val="0"/>
+                <w:sz w:val="16"/>
+              </w:rPr>
+              <w:t>large, r = 0.5</w:t>
+            </w:r>
+          </w:p>
+        </w:tc>
+        <w:tc>
+          <w:tcPr>
+            <w:tcW w:type="dxa" w:w="2880"/>
+          </w:tcPr>
+          <w:p>
+            <w:r>
+              <w:rPr>
+                <w:b w:val="0"/>
+                <w:sz w:val="16"/>
+              </w:rPr>
+              <w:t>30 in total</w:t>
+            </w:r>
+          </w:p>
+        </w:tc>
+      </w:tr>
+    </w:tbl>
+    <w:p/>
+    <w:p>
+      <w:r>
+        <w:rPr>
+          <w:b w:val="0"/>
+          <w:i w:val="0"/>
+        </w:rPr>
+        <w:t>The reviewed studies report R² = 0.76 (Siam et al., 2025). Published effects tend to be inflated, so base your calculation on a smaller effect than the largest one reported.</w:t>
+      </w:r>
+    </w:p>
+    <w:p>
+      <w:r>
+        <w:rPr>
+          <w:b w:val="0"/>
+          <w:i w:val="0"/>
+        </w:rPr>
+        <w:t>For regression, ANOVA or structural equation models, compute the exact number in G*Power or R (pwr, simr) for your number of predictors or groups, and add 10–20% for drop-out or incomplete responses.</w:t>
+      </w:r>
+    </w:p>
+    <w:p>
+      <w:r>
+        <w:rPr>
+          <w:b/>
+          <w:i w:val="0"/>
+          <w:highlight w:val="yellow"/>
+        </w:rPr>
+        <w:t>[YOUR ANALYSIS METHOD]</w:t>
+      </w:r>
+      <w:r>
+        <w:rPr>
+          <w:b w:val="0"/>
+          <w:i w:val="0"/>
+        </w:rPr>
+        <w:t xml:space="preserve"> State the effect size you expect and where it comes from (a reviewed study or a pilot), the resulting sample size, and how many people you will invite to reach it.</w:t>
+      </w:r>
+    </w:p>
+    <w:p>
+      <w:pPr>
+        <w:pStyle w:val="Heading3"/>
+      </w:pPr>
+      <w:r>
+        <w:t>6.4 Field-specific analysis practices</w:t>
+      </w:r>
+    </w:p>
+    <w:p>
+      <w:r>
+        <w:rPr>
+          <w:b w:val="0"/>
+          <w:i w:val="0"/>
+        </w:rPr>
+        <w:t>Examiners in engineering, computing and the natural sciences expect the main analysis to be stress-tested in these ways:</w:t>
+      </w:r>
+    </w:p>
+    <w:p>
+      <w:pPr>
+        <w:pStyle w:val="ListBullet"/>
+      </w:pPr>
+      <w:r>
+        <w:rPr>
+          <w:b/>
+          <w:i w:val="0"/>
+        </w:rPr>
+        <w:t>Ablation study:</w:t>
+      </w:r>
+      <w:r>
+        <w:rPr>
+          <w:b w:val="0"/>
+          <w:i w:val="0"/>
+        </w:rPr>
+        <w:t xml:space="preserve"> remove or replace one component at a time to show what each contributes to the result.</w:t>
+      </w:r>
+    </w:p>
+    <w:p>
+      <w:pPr>
+        <w:pStyle w:val="ListBullet"/>
+      </w:pPr>
+      <w:r>
+        <w:rPr>
+          <w:b/>
+          <w:i w:val="0"/>
+        </w:rPr>
+        <w:t>Sensitivity analysis:</w:t>
+      </w:r>
+      <w:r>
+        <w:rPr>
+          <w:b w:val="0"/>
+          <w:i w:val="0"/>
+        </w:rPr>
+        <w:t xml:space="preserve"> vary key hyperparameters and data sizes and plot how performance responds, so the result is not tied to one setting.</w:t>
+      </w:r>
+    </w:p>
+    <w:p>
+      <w:pPr>
+        <w:pStyle w:val="ListBullet"/>
+      </w:pPr>
+      <w:r>
+        <w:rPr>
+          <w:b/>
+          <w:i w:val="0"/>
+        </w:rPr>
+        <w:t>Variance across runs:</w:t>
+      </w:r>
+      <w:r>
+        <w:rPr>
+          <w:b w:val="0"/>
+          <w:i w:val="0"/>
+        </w:rPr>
+        <w:t xml:space="preserve"> report mean and standard deviation (or 95% CI) over 3-10 seeds and test differences across seeds or datasets.</w:t>
+      </w:r>
+    </w:p>
+    <w:p>
+      <w:pPr>
+        <w:pStyle w:val="ListBullet"/>
+      </w:pPr>
+      <w:r>
+        <w:rPr>
+          <w:b/>
+          <w:i w:val="0"/>
+        </w:rPr>
+        <w:t>Robustness and generalisation:</w:t>
+      </w:r>
+      <w:r>
+        <w:rPr>
+          <w:b w:val="0"/>
+          <w:i w:val="0"/>
+        </w:rPr>
+        <w:t xml:space="preserve"> evaluate on a held-out or out-of-distribution dataset and under noise or adversarial perturbation where relevant.</w:t>
+      </w:r>
+    </w:p>
+    <w:p>
+      <w:pPr>
+        <w:pStyle w:val="ListBullet"/>
+      </w:pPr>
+      <w:r>
+        <w:rPr>
+          <w:b/>
+          <w:i w:val="0"/>
+        </w:rPr>
+        <w:t>Efficiency:</w:t>
+      </w:r>
+      <w:r>
+        <w:rPr>
+          <w:b w:val="0"/>
+          <w:i w:val="0"/>
+        </w:rPr>
+        <w:t xml:space="preserve"> report training and inference time, memory and hardware, so gains can be weighed against cost.</w:t>
+      </w:r>
+    </w:p>
+    <w:p>
+      <w:r>
+        <w:rPr>
+          <w:b/>
+          <w:i/>
+          <w:highlight w:val="yellow"/>
+        </w:rPr>
+        <w:t>[OPTIONAL POLISH]</w:t>
+      </w:r>
+      <w:r>
+        <w:rPr>
+          <w:b w:val="0"/>
+          <w:i/>
+        </w:rPr>
+        <w:t xml:space="preserve"> Add a short robustness subsection to your results reporting which of these checks you ran and whether each left your conclusions unchanged.</w:t>
       </w:r>
     </w:p>
     <w:p>
@@ -3046,7 +3860,7 @@
           <w:b w:val="0"/>
           <w:i w:val="0"/>
         </w:rPr>
-        <w:t>Ahmed, U., Sipola, T., &amp; Hautamäki, J. (2024). Cyber Protection Applications of Quantum Computing: A Review. arXiv. https://doi.org/10.34190/eccws.23.1.2182</w:t>
+        <w:t>Cremer, F., Sheehan, B., Mullins, M., Fortmann, M., Ryan, B. J., &amp; Materne, S. (2024). On the insurability of cyber warfare: An investigation into the German cyber insurance market. Computers &amp; security. https://doi.org/10.1016/j.cose.2024.103886</w:t>
       </w:r>
     </w:p>
     <w:p>
@@ -3055,7 +3869,7 @@
           <w:b w:val="0"/>
           <w:i w:val="0"/>
         </w:rPr>
-        <w:t>Benkő, G., &amp; Biczók, G. (2024). The Cyber Alliance Game: How Alliances Influence Cyber-Warfare. arXiv. http://arxiv.org/abs/2410.05953v1</w:t>
+        <w:t>Huang, B. (2024). Navigating digital divide: exploring the influence of ideological and political education on cyber security and digital literacy amid information warfare. Current Psychology. https://doi.org/10.1007/s12144-024-06106-1</w:t>
       </w:r>
     </w:p>
     <w:p>
@@ -3064,7 +3878,7 @@
           <w:b w:val="0"/>
           <w:i w:val="0"/>
         </w:rPr>
-        <w:t>Bouke, M., &amp; Abdullah, A. (2023). Turnkey Technology: A Powerful Tool for Cyber Warfare. arXiv. http://arxiv.org/abs/2308.14576v1</w:t>
+        <w:t>Khan, Z. (2025). Cyber Warfare and International Security: A New Geopolitical Frontier. The Critical Review of Social Sciences Studies. https://doi.org/10.59075/k9cbhz04</w:t>
       </w:r>
     </w:p>
     <w:p>
@@ -3073,7 +3887,7 @@
           <w:b w:val="0"/>
           <w:i w:val="0"/>
         </w:rPr>
-        <w:t>Celeny, D., &amp; Maréchal, L. (2024). Cyber risk and the cross-section of stock returns. arXiv. http://arxiv.org/abs/2402.04775v2</w:t>
+        <w:t>Khoirunnisa, K., &amp; Sugiati, C. (2024). Cyber Warfare Strategies in the Russia-Ukraine Conflict (2021-2022): Implications for National Security and Modern Warfare. Journal of Public Policy. https://doi.org/10.35308/jpp.v10i2.9026</w:t>
       </w:r>
     </w:p>
     <w:p>
@@ -3082,7 +3896,7 @@
           <w:b w:val="0"/>
           <w:i w:val="0"/>
         </w:rPr>
-        <w:t>Diggelen, J. v., Aidman, E., Rowa, J., &amp; Vince, J. (2025). Designing AI-Enabled Countermeasures to Cognitive Warfare. arXiv. http://arxiv.org/abs/2504.11486v1</w:t>
+        <w:t>Kumar, S., &amp; Nagar, G. (2024). Threat Modeling for Cyber Warfare Against Less Cyber-Dependent Adversaries. European Conference on Cyber Warfare and Security. https://doi.org/10.34190/eccws.23.1.2462</w:t>
       </w:r>
     </w:p>
     <w:p>
@@ -3091,7 +3905,7 @@
           <w:b w:val="0"/>
           <w:i w:val="0"/>
         </w:rPr>
-        <w:t>Ear, E., Remy, J. L. C., &amp; Xu, S. (2023). Towards Automated Cyber Range Design: Characterizing and Matching Demands to Supplies. arXiv. https://doi.org/10.1109/CSR57506.2023.10224940</w:t>
+        <w:t>Lindsay, J. (2025). Stuxnet revisited: From cyber warfare to secret statecraft. The  Journal of Strategic Studies. https://doi.org/10.1080/01402390.2025.2481447</w:t>
       </w:r>
     </w:p>
     <w:p>
@@ -3100,7 +3914,7 @@
           <w:b w:val="0"/>
           <w:i w:val="0"/>
         </w:rPr>
-        <w:t>Fernandes, Y., &amp; Abosata, N. (2024). Analysing India's Cyber Warfare Readiness and Developing a Defence Strategy. arXiv. http://arxiv.org/abs/2406.12568v1</w:t>
+        <w:t>Ma, X., Abdelfattah, W., Luo, D., Innab, N., Shutaywi, M., &amp; Deebani, W. (2024). Non-cooperative game theory with generative adversarial network for effective decision-making in military cyber warfare. Annals of Operations Research. https://doi.org/10.1007/s10479-024-06406-6</w:t>
       </w:r>
     </w:p>
     <w:p>
@@ -3109,7 +3923,7 @@
           <w:b w:val="0"/>
           <w:i w:val="0"/>
         </w:rPr>
-        <w:t>Huang, S., Poskitt, C. M., &amp; Shar, L. K. (2024). Security Modelling for Cyber-Physical Systems: A Systematic Literature Review. arXiv. https://doi.org/10.1145/3776549</w:t>
+        <w:t>Mohamed, N., Almazrouei, S. k., Oubelaid, A., Ahmed, A., Jomah, O., &amp; Aghnaiya, A. (2023). Understanding the Threat Posed by Chinese Cyber Warfare Units. 2023 IEEE 3rd International Maghreb Meeting of the Conference on Sciences and Techniques of Automatic Control and Computer Engineering (MI-STA). https://doi.org/10.1109/MI-STA57575.2023.10169496</w:t>
       </w:r>
     </w:p>
     <w:p>
@@ -3118,7 +3932,7 @@
           <w:b w:val="0"/>
           <w:i w:val="0"/>
         </w:rPr>
-        <w:t>Kiely, M., Bowman, D., Standen, M., &amp; Moir, C. (2023). On Autonomous Agents in a Cyber Defence Environment. arXiv. http://arxiv.org/abs/2309.07388v1</w:t>
+        <w:t>Mohammed, S. A. (2025). Agent-vs-Agent Cyber Warfare: Autonomous AI Systems Defending Against AI-Enabled APTs. International Journal on Advanced Computer Engineering and Communication Technology. https://doi.org/10.65521/ijacect.v14i2.926</w:t>
       </w:r>
     </w:p>
     <w:p>
@@ -3127,7 +3941,7 @@
           <w:b w:val="0"/>
           <w:i w:val="0"/>
         </w:rPr>
-        <w:t>Lau, P., Wang, L., Wei, W., Liu, Z., &amp; Ten, C. (2024). A Novel Mutual Insurance Model for Hedging Against Cyber Risks in Power Systems Deploying Smart Technologies. arXiv. https://doi.org/10.1109/TPWRS.2022.3164628</w:t>
+        <w:t>Rosli, W. (2025). Waging warfare against states: the deployment of artificial intelligence in cyber espionage. AI and Ethics. https://doi.org/10.1007/s43681-024-00628-x</w:t>
       </w:r>
     </w:p>
     <w:p>
@@ -3136,7 +3950,7 @@
           <w:b w:val="0"/>
           <w:i w:val="0"/>
         </w:rPr>
-        <w:t>Li, L., Rami, J. S. E., Kerr, R., Taylor, A., &amp; Vandenberghe, G. (2023). Towards Autonomous Cyber Operation Agents: Exploring the Red Case. arXiv. http://arxiv.org/abs/2309.02247v2</w:t>
+        <w:t>Sfetcu, N. (2024). Advanced Persistent Threats in Cybersecurity – Cyber Warfare. Social Science Research Network. https://doi.org/10.58679/mm28378</w:t>
       </w:r>
     </w:p>
     <w:p>
@@ -3145,7 +3959,7 @@
           <w:b w:val="0"/>
           <w:i w:val="0"/>
         </w:rPr>
-        <w:t>Li, T., &amp; Zhu, Q. (2024). Symbiotic Game and Foundation Models for Cyber Deception Operations in Strategic Cyber Warfare. arXiv. http://arxiv.org/abs/2403.10570v2</w:t>
+        <w:t>Siam, M. A., Shan-A-Alahi, A., Tuhin, M. K., Hossain, E., Bashir, M., Lucky, K. Y., Uddin, S. M. M., &amp; Zaiem, A. A. (2025). AI-Driven Cyber Threat Intelligence Systems: A National Framework for Proactive Defense Against Evolving Digital Warfare. International Journal of Computational and Experimental Science and Engineering. https://doi.org/10.22399/ijcesen.3793</w:t>
       </w:r>
     </w:p>
     <w:p>
@@ -3154,7 +3968,7 @@
           <w:b w:val="0"/>
           <w:i w:val="0"/>
         </w:rPr>
-        <w:t>Sánchez, G., Elbez, G., &amp; Hagenmeyer, V. (2025). A Global Analysis of Cyber Threats to the Energy Sector: "Currents of Conflict" from a Geopolitical Perspective. arXiv. https://doi.org/10.17560/atp.v67i9.2797</w:t>
+        <w:t>Unknown Author (2023). Russian cyber and information warfare in practice. https://doi.org/10.55317/9781784135898</w:t>
       </w:r>
     </w:p>
     <w:p>
@@ -3163,7 +3977,7 @@
           <w:b w:val="0"/>
           <w:i w:val="0"/>
         </w:rPr>
-        <w:t>Yang, Y., &amp; Zhu, Q. (2025). A Multi-Resolution Dynamic Game Framework for Cross-Echelon Decision-Making in Cyber Warfare. arXiv. http://arxiv.org/abs/2507.03021v1</w:t>
+        <w:t>Wang, L., &amp; Wang, R. (2024). Cyber warfare: a study of Zelenskyy’s social media political performance strategies and effects. Frontiers in Psychology. https://doi.org/10.3389/fpsyg.2024.1478639</w:t>
       </w:r>
     </w:p>
     <w:p>
@@ -3172,7 +3986,7 @@
           <w:b w:val="0"/>
           <w:i w:val="0"/>
         </w:rPr>
-        <w:t>Yang, Y., &amp; Zhu, Q. (2025). Toward a Multi-Echelon Cyber Warfare Theory: A Meta-Game-Theoretic Paradigm for Defense and Dominance. arXiv. http://arxiv.org/abs/2509.08976v2</w:t>
+        <w:t>Žilinčík, S., &amp; Duyvesteyn, I. (2023). Strategic studies and cyber warfare. The  Journal of Strategic Studies. https://doi.org/10.1080/01402390.2023.2174106</w:t>
       </w:r>
     </w:p>
     <w:sectPr>
